--- a/Bitacora_RutaTica.docx
+++ b/Bitacora_RutaTica.docx
@@ -1149,6 +1149,42 @@
           </w:hyperlink>
         </w:p>
         <w:p>
+          <w:pPr>
+            <w:pStyle w:val="11"/>
+            <w:ind w:left="360"/>
+            <w:tabs>
+              <w:tab w:val="right" w:leader="dot" w:pos="9026"/>
+            </w:tabs>
+            <w:spacing w:before="120" w:after="60"/>
+          </w:pPr>
+          <w:hyperlink w:anchor="_Toc100028" w:history="1">
+            <w:r>
+              <w:rPr>
+                <w:rStyle w:val="Hyperlink"/>
+              </w:rPr>
+              <w:t>Generate professional DOCX bitácora (development logbook) for the RutaTica project</w:t>
+            </w:r>
+            <w:r>
+              <w:tab/>
+            </w:r>
+            <w:r>
+              <w:fldChar w:fldCharType="begin"/>
+            </w:r>
+            <w:r>
+              <w:instrText xml:space="preserve"> PAGEREF _Toc100028 \h </w:instrText>
+            </w:r>
+            <w:r>
+              <w:fldChar w:fldCharType="separate"/>
+            </w:r>
+            <w:r>
+              <w:t>87</w:t>
+            </w:r>
+            <w:r>
+              <w:fldChar w:fldCharType="end"/>
+            </w:r>
+          </w:hyperlink>
+        </w:p>
+        <w:p>
           <w:r>
             <w:fldChar w:fldCharType="end"/>
           </w:r>
@@ -1203,7 +1239,7 @@
           <w:sz w:val="18"/>
           <w:szCs w:val="18"/>
         </w:rPr>
-        <w:t xml:space="preserve">Task ID: 1  |  Agente: Z.ai Code (via main conversation)</w:t>
+        <w:t xml:space="preserve">Fecha: 2025-07-21 (21 de julio de 2025)  |  Task ID: 1  |  Agente: Z.ai Code (via main conversation)</w:t>
       </w:r>
     </w:p>
     <w:p>
@@ -1908,7 +1944,7 @@
           <w:sz w:val="18"/>
           <w:szCs w:val="18"/>
         </w:rPr>
-        <w:t xml:space="preserve">Task ID: 10  |  Agente: Z.ai Code (via main conversation)</w:t>
+        <w:t xml:space="preserve">Fecha: 2025-07-22 (22 de julio de 2025)  |  Task ID: 2  |  Agente: Z.ai Code (via main conversation)</w:t>
       </w:r>
     </w:p>
     <w:p>
@@ -2298,7 +2334,7 @@
           <w:sz w:val="18"/>
           <w:szCs w:val="18"/>
         </w:rPr>
-        <w:t xml:space="preserve">Task ID: 9  |  Agente: Z.ai Code (via main conversation)</w:t>
+        <w:t xml:space="preserve">Fecha: 2025-07-22 (22 de julio de 2025)  |  Task ID: 3  |  Agente: Z.ai Code (via main conversation)</w:t>
       </w:r>
     </w:p>
     <w:p>
@@ -2748,7 +2784,7 @@
           <w:sz w:val="18"/>
           <w:szCs w:val="18"/>
         </w:rPr>
-        <w:t xml:space="preserve">Task ID: 8  |  Agente: Z.ai Code (via main conversation)</w:t>
+        <w:t xml:space="preserve">Fecha: 2025-07-22 (22 de julio de 2025)  |  Task ID: 4  |  Agente: Z.ai Code (via main conversation)</w:t>
       </w:r>
     </w:p>
     <w:p>
@@ -3033,7 +3069,7 @@
           <w:sz w:val="18"/>
           <w:szCs w:val="18"/>
         </w:rPr>
-        <w:t xml:space="preserve">Task ID: 7  |  Agente: Z.ai Code (via fullstack-developer subagent)</w:t>
+        <w:t xml:space="preserve">Fecha: 2025-07-22 (22 de julio de 2025)  |  Task ID: 5  |  Agente: Z.ai Code (via fullstack-developer subagent)</w:t>
       </w:r>
     </w:p>
     <w:p>
@@ -3888,7 +3924,7 @@
           <w:sz w:val="18"/>
           <w:szCs w:val="18"/>
         </w:rPr>
-        <w:t xml:space="preserve">Task ID: restore-ui  |  Agente: Z.ai Code (main conversation)</w:t>
+        <w:t xml:space="preserve">Fecha: 2025-07-23 (23 de julio de 2025)  |  Task ID: 6  |  Agente: Z.ai Code (main conversation)</w:t>
       </w:r>
     </w:p>
     <w:p>
@@ -4293,7 +4329,7 @@
           <w:sz w:val="18"/>
           <w:szCs w:val="18"/>
         </w:rPr>
-        <w:t xml:space="preserve">Task ID: update-map-component  |  Agente: Z.ai Code (main conversation)</w:t>
+        <w:t xml:space="preserve">Fecha: 2025-07-23 (23 de julio de 2025)  |  Task ID: 7  |  Agente: Z.ai Code (main conversation)</w:t>
       </w:r>
     </w:p>
     <w:p>
@@ -4518,7 +4554,7 @@
           <w:sz w:val="18"/>
           <w:szCs w:val="18"/>
         </w:rPr>
-        <w:t xml:space="preserve">Task ID: restore-missing-buttons  |  Agente: Z.ai Code (main conversation)</w:t>
+        <w:t xml:space="preserve">Fecha: 2025-07-23 (23 de julio de 2025)  |  Task ID: 8  |  Agente: Z.ai Code (main conversation)</w:t>
       </w:r>
     </w:p>
     <w:p>
@@ -4788,7 +4824,7 @@
           <w:sz w:val="18"/>
           <w:szCs w:val="18"/>
         </w:rPr>
-        <w:t xml:space="preserve">Task ID: redesign-mobile-ui  |  Agente: Z.ai Code (main conversation)</w:t>
+        <w:t xml:space="preserve">Fecha: 2025-07-23 (23 de julio de 2025)  |  Task ID: 9  |  Agente: Z.ai Code (main conversation)</w:t>
       </w:r>
     </w:p>
     <w:p>
@@ -5148,7 +5184,7 @@
           <w:sz w:val="18"/>
           <w:szCs w:val="18"/>
         </w:rPr>
-        <w:t xml:space="preserve">Task ID: verify-changes  |  Agente: Z.ai Code (main conversation)</w:t>
+        <w:t xml:space="preserve">Fecha: 2025-07-24 (24 de julio de 2025)  |  Task ID: 10  |  Agente: Z.ai Code (main conversation)</w:t>
       </w:r>
     </w:p>
     <w:p>
@@ -5418,7 +5454,7 @@
           <w:sz w:val="18"/>
           <w:szCs w:val="18"/>
         </w:rPr>
-        <w:t xml:space="preserve">Task ID: comprehensive-ui-update  |  Agente: Z.ai Code (main conversation)</w:t>
+        <w:t xml:space="preserve">Fecha: 2025-07-24 (24 de julio de 2025)  |  Task ID: 11  |  Agente: Z.ai Code (main conversation)</w:t>
       </w:r>
     </w:p>
     <w:p>
@@ -6573,7 +6609,7 @@
           <w:sz w:val="18"/>
           <w:szCs w:val="18"/>
         </w:rPr>
-        <w:t xml:space="preserve">Task ID: ui-bugfixes  |  Agente: Z.ai Code (main conversation)</w:t>
+        <w:t xml:space="preserve">Fecha: 2025-07-24 (24 de julio de 2025)  |  Task ID: 12  |  Agente: Z.ai Code (main conversation)</w:t>
       </w:r>
     </w:p>
     <w:p>
@@ -6873,7 +6909,7 @@
           <w:sz w:val="18"/>
           <w:szCs w:val="18"/>
         </w:rPr>
-        <w:t xml:space="preserve">Task ID: fix-focus-button  |  Agente: Z.ai Code (main conversation)</w:t>
+        <w:t xml:space="preserve">Fecha: 2025-07-24 (24 de julio de 2025)  |  Task ID: 13  |  Agente: Z.ai Code (main conversation)</w:t>
       </w:r>
     </w:p>
     <w:p>
@@ -7278,7 +7314,7 @@
           <w:sz w:val="18"/>
           <w:szCs w:val="18"/>
         </w:rPr>
-        <w:t xml:space="preserve">Task ID: gtfs-schema-migration  |  Agente: Z.ai Code (main conversation)</w:t>
+        <w:t xml:space="preserve">Fecha: 2025-07-25 (25 de julio de 2025)  |  Task ID: 14  |  Agente: Z.ai Code (main conversation)</w:t>
       </w:r>
     </w:p>
     <w:p>
@@ -7893,7 +7929,7 @@
           <w:sz w:val="18"/>
           <w:szCs w:val="18"/>
         </w:rPr>
-        <w:t xml:space="preserve">Task ID: 2  |  Agente: Z.ai Code (API &amp; Algorithm Agent)</w:t>
+        <w:t xml:space="preserve">Fecha: 2025-07-25 (25 de julio de 2025)  |  Task ID: 15  |  Agente: Z.ai Code (API &amp; Algorithm Agent)</w:t>
       </w:r>
     </w:p>
     <w:p>
@@ -8208,7 +8244,7 @@
           <w:sz w:val="18"/>
           <w:szCs w:val="18"/>
         </w:rPr>
-        <w:t xml:space="preserve">Task ID: 3  |  Agente: Z.ai Code (Task 3)</w:t>
+        <w:t xml:space="preserve">Fecha: 2025-07-26 (26 de julio de 2025)  |  Task ID: 16  |  Agente: Z.ai Code (Task 3)</w:t>
       </w:r>
     </w:p>
     <w:p>
@@ -8583,7 +8619,7 @@
           <w:sz w:val="18"/>
           <w:szCs w:val="18"/>
         </w:rPr>
-        <w:t xml:space="preserve">Task ID: fix-route-results-visibility  |  Agente: Z.ai Code (main)</w:t>
+        <w:t xml:space="preserve">Fecha: 2025-07-26 (26 de julio de 2025)  |  Task ID: 17  |  Agente: Z.ai Code (main)</w:t>
       </w:r>
     </w:p>
     <w:p>
@@ -8838,7 +8874,7 @@
           <w:sz w:val="18"/>
           <w:szCs w:val="18"/>
         </w:rPr>
-        <w:t xml:space="preserve">Task ID: fix-iniciar-viaje-crash  |  Agente: Z.ai Code (via main conversation)</w:t>
+        <w:t xml:space="preserve">Fecha: 2025-07-26 (26 de julio de 2025)  |  Task ID: 18  |  Agente: Z.ai Code (via main conversation)</w:t>
       </w:r>
     </w:p>
     <w:p>
@@ -9048,7 +9084,7 @@
           <w:sz w:val="18"/>
           <w:szCs w:val="18"/>
         </w:rPr>
-        <w:t xml:space="preserve">Task ID: fix-straight-lines-and-sheet-crash  |  Agente: Z.ai Code (via main conversation)</w:t>
+        <w:t xml:space="preserve">Fecha: 2025-07-26 (26 de julio de 2025)  |  Task ID: 19  |  Agente: Z.ai Code (via main conversation)</w:t>
       </w:r>
     </w:p>
     <w:p>
@@ -9333,7 +9369,7 @@
           <w:sz w:val="18"/>
           <w:szCs w:val="18"/>
         </w:rPr>
-        <w:t xml:space="preserve">Task ID: remove-straight-lines-ruta-por-definir  |  Agente: Z.ai Code (via main conversation)</w:t>
+        <w:t xml:space="preserve">Fecha: 2025-07-26 (26 de julio de 2025)  |  Task ID: 20  |  Agente: Z.ai Code (via main conversation)</w:t>
       </w:r>
     </w:p>
     <w:p>
@@ -9603,7 +9639,7 @@
           <w:sz w:val="18"/>
           <w:szCs w:val="18"/>
         </w:rPr>
-        <w:t xml:space="preserve">Task ID: 1  |  Agente: Main</w:t>
+        <w:t xml:space="preserve">Fecha: 2025-07-27 (27 de julio de 2025)  |  Task ID: 21  |  Agente: Main</w:t>
       </w:r>
     </w:p>
     <w:p>
@@ -9858,7 +9894,7 @@
           <w:sz w:val="18"/>
           <w:szCs w:val="18"/>
         </w:rPr>
-        <w:t xml:space="preserve">Task ID: 2  |  Agente: Main</w:t>
+        <w:t xml:space="preserve">Fecha: 2025-07-27 (27 de julio de 2025)  |  Task ID: 22  |  Agente: Main</w:t>
       </w:r>
     </w:p>
     <w:p>
@@ -10098,7 +10134,7 @@
           <w:sz w:val="18"/>
           <w:szCs w:val="18"/>
         </w:rPr>
-        <w:t xml:space="preserve">Task ID: 1  |  Agente: main</w:t>
+        <w:t xml:space="preserve">Fecha: 2025-07-27 (27 de julio de 2025)  |  Task ID: 23  |  Agente: main</w:t>
       </w:r>
     </w:p>
     <w:p>
@@ -10368,7 +10404,7 @@
           <w:sz w:val="18"/>
           <w:szCs w:val="18"/>
         </w:rPr>
-        <w:t xml:space="preserve">Task ID: bg-menu  |  Agente: main</w:t>
+        <w:t xml:space="preserve">Fecha: 2025-07-27 (27 de julio de 2025)  |  Task ID: 24  |  Agente: main</w:t>
       </w:r>
     </w:p>
     <w:p>
@@ -10638,7 +10674,7 @@
           <w:sz w:val="18"/>
           <w:szCs w:val="18"/>
         </w:rPr>
-        <w:t xml:space="preserve">Task ID: 9  |  Agente: Z.ai Code (via main conversation)</w:t>
+        <w:t xml:space="preserve">Fecha: 2025-07-27 (27 de julio de 2025)  |  Task ID: 25  |  Agente: Z.ai Code (via main conversation)</w:t>
       </w:r>
     </w:p>
     <w:p>
@@ -11118,7 +11154,7 @@
           <w:sz w:val="18"/>
           <w:szCs w:val="18"/>
         </w:rPr>
-        <w:t xml:space="preserve">Task ID: 2  |  Agente: Z.ai Code (main conversation)</w:t>
+        <w:t xml:space="preserve">Fecha: 2025-07-27 (27 de julio de 2025)  |  Task ID: 26  |  Agente: Z.ai Code (main conversation)</w:t>
       </w:r>
     </w:p>
     <w:p>
@@ -11328,7 +11364,7 @@
           <w:sz w:val="18"/>
           <w:szCs w:val="18"/>
         </w:rPr>
-        <w:t xml:space="preserve">Task ID: Live Test  |  Agente: Z.ai Code (main conversation)</w:t>
+        <w:t xml:space="preserve">Fecha: 2025-07-27 (27 de julio de 2025)  |  Task ID: 27  |  Agente: Z.ai Code (main conversation)</w:t>
       </w:r>
     </w:p>
     <w:p>
@@ -11505,6 +11541,411 @@
           <w:szCs w:val="22"/>
         </w:rPr>
         <w:t xml:space="preserve">• No code bugs found - the only issue was the server being down</w:t>
+      </w:r>
+    </w:p>
+    <w:p>
+      <w:pPr>
+        <w:spacing w:after="40" w:line="312"/>
+      </w:pPr>
+      <w:r>
+        <w:br w:type="page"/>
+      </w:r>
+      <w:r>
+        <w:rPr>
+          <w:rFonts w:ascii="Calibri" w:cs="Calibri" w:eastAsia="Calibri" w:hAnsi="Calibri"/>
+          <w:i/>
+          <w:iCs/>
+          <w:color w:val="6878A0"/>
+          <w:sz w:val="18"/>
+          <w:szCs w:val="18"/>
+        </w:rPr>
+        <w:t xml:space="preserve">Fecha: 2025-07-31 (31 de julio de 2025)  |  Task ID: 28  |  Agente: Z.ai Code (via main conversation)</w:t>
+      </w:r>
+    </w:p>
+    <w:p>
+      <w:pPr>
+        <w:pStyle w:val="Heading2"/>
+        <w:spacing w:after="160" w:before="80" w:line="312"/>
+      </w:pPr>
+      <w:bookmarkStart w:id="100028" w:name="_Toc100028"/>
+      <w:r>
+        <w:rPr>
+          <w:rFonts w:ascii="Calibri" w:cs="Calibri" w:eastAsia="Calibri" w:hAnsi="Calibri"/>
+          <w:b/>
+          <w:bCs/>
+          <w:color w:val="0A1628"/>
+          <w:sz w:val="28"/>
+          <w:szCs w:val="28"/>
+        </w:rPr>
+        <w:t xml:space="preserve">Generate professional DOCX bitácora (development logbook) for the RutaTica project</w:t>
+      </w:r>
+      <w:bookmarkEnd w:id="100028"/>
+    </w:p>
+    <w:p>
+      <w:pPr>
+        <w:spacing w:after="80" w:before="120" w:line="312"/>
+      </w:pPr>
+      <w:r>
+        <w:rPr>
+          <w:rFonts w:ascii="Calibri" w:cs="Calibri" w:eastAsia="Calibri" w:hAnsi="Calibri"/>
+          <w:b/>
+          <w:bCs/>
+          <w:color w:val="5B8DB8"/>
+          <w:sz w:val="22"/>
+          <w:szCs w:val="22"/>
+        </w:rPr>
+        <w:t xml:space="preserve">Work Log:</w:t>
+      </w:r>
+    </w:p>
+    <w:p>
+      <w:pPr>
+        <w:spacing w:after="60" w:line="312"/>
+        <w:ind w:left="720" w:hanging="240"/>
+      </w:pPr>
+      <w:r>
+        <w:rPr>
+          <w:rFonts w:ascii="Calibri" w:cs="Calibri" w:eastAsia="Calibri" w:hAnsi="Calibri"/>
+          <w:color w:val="1A2B40"/>
+          <w:sz w:val="22"/>
+          <w:szCs w:val="22"/>
+        </w:rPr>
+        <w:t xml:space="preserve">• Read and analyzed worklog.md (857 lines, 54KB) to understand entry structure</w:t>
+      </w:r>
+    </w:p>
+    <w:p>
+      <w:pPr>
+        <w:spacing w:after="60" w:line="312"/>
+        <w:ind w:left="720" w:hanging="240"/>
+      </w:pPr>
+      <w:r>
+        <w:rPr>
+          <w:rFonts w:ascii="Calibri" w:cs="Calibri" w:eastAsia="Calibri" w:hAnsi="Calibri"/>
+          <w:color w:val="1A2B40"/>
+          <w:sz w:val="22"/>
+          <w:szCs w:val="22"/>
+        </w:rPr>
+        <w:t xml:space="preserve">• Identified 27 task entries separated by `---` lines with Task ID, Agent, Task title, Work Log bullets, and Stage Summary bullets</w:t>
+      </w:r>
+    </w:p>
+    <w:p>
+      <w:pPr>
+        <w:spacing w:after="60" w:line="312"/>
+        <w:ind w:left="720" w:hanging="240"/>
+      </w:pPr>
+      <w:r>
+        <w:rPr>
+          <w:rFonts w:ascii="Calibri" w:cs="Calibri" w:eastAsia="Calibri" w:hAnsi="Calibri"/>
+          <w:color w:val="1A2B40"/>
+          <w:sz w:val="22"/>
+          <w:szCs w:val="22"/>
+        </w:rPr>
+        <w:t xml:space="preserve">• Created generate-bitacora.mjs script using the `docx` npm package</w:t>
+      </w:r>
+    </w:p>
+    <w:p>
+      <w:pPr>
+        <w:spacing w:after="60" w:line="312"/>
+        <w:ind w:left="720" w:hanging="240"/>
+      </w:pPr>
+      <w:r>
+        <w:rPr>
+          <w:rFonts w:ascii="Calibri" w:cs="Calibri" w:eastAsia="Calibri" w:hAnsi="Calibri"/>
+          <w:color w:val="1A2B40"/>
+          <w:sz w:val="22"/>
+          <w:szCs w:val="22"/>
+        </w:rPr>
+        <w:t xml:space="preserve">• Implemented full document structure:</w:t>
+      </w:r>
+    </w:p>
+    <w:p>
+      <w:pPr>
+        <w:spacing w:after="60" w:line="312"/>
+        <w:ind w:left="1440" w:hanging="240"/>
+      </w:pPr>
+      <w:r>
+        <w:rPr>
+          <w:rFonts w:ascii="Calibri" w:cs="Calibri" w:eastAsia="Calibri" w:hAnsi="Calibri"/>
+          <w:color w:val="6878A0"/>
+          <w:sz w:val="20"/>
+          <w:szCs w:val="20"/>
+        </w:rPr>
+        <w:t xml:space="preserve">– Cover page: full-page dark blue (#0A1628) table with exact row height (16838 twips), title, subtitle, footer text</w:t>
+      </w:r>
+    </w:p>
+    <w:p>
+      <w:pPr>
+        <w:spacing w:after="60" w:line="312"/>
+        <w:ind w:left="1440" w:hanging="240"/>
+      </w:pPr>
+      <w:r>
+        <w:rPr>
+          <w:rFonts w:ascii="Calibri" w:cs="Calibri" w:eastAsia="Calibri" w:hAnsi="Calibri"/>
+          <w:color w:val="6878A0"/>
+          <w:sz w:val="20"/>
+          <w:szCs w:val="20"/>
+        </w:rPr>
+        <w:t xml:space="preserve">– Table of Contents: Heading 1 section with TableOfContents element and PageBreak</w:t>
+      </w:r>
+    </w:p>
+    <w:p>
+      <w:pPr>
+        <w:spacing w:after="60" w:line="312"/>
+        <w:ind w:left="1440" w:hanging="240"/>
+      </w:pPr>
+      <w:r>
+        <w:rPr>
+          <w:rFonts w:ascii="Calibri" w:cs="Calibri" w:eastAsia="Calibri" w:hAnsi="Calibri"/>
+          <w:color w:val="6878A0"/>
+          <w:sz w:val="20"/>
+          <w:szCs w:val="20"/>
+        </w:rPr>
+        <w:t xml:space="preserve">– Body section: 27 task entries each with Heading 2, bullet-pointed Work Log and Stage Summary sections</w:t>
+      </w:r>
+    </w:p>
+    <w:p>
+      <w:pPr>
+        <w:spacing w:after="60" w:line="312"/>
+        <w:ind w:left="1440" w:hanging="240"/>
+      </w:pPr>
+      <w:r>
+        <w:rPr>
+          <w:rFonts w:ascii="Calibri" w:cs="Calibri" w:eastAsia="Calibri" w:hAnsi="Calibri"/>
+          <w:color w:val="6878A0"/>
+          <w:sz w:val="20"/>
+          <w:szCs w:val="20"/>
+        </w:rPr>
+        <w:t xml:space="preserve">– Page numbers starting at 1 (Arabic) in body section with header/footer</w:t>
+      </w:r>
+    </w:p>
+    <w:p>
+      <w:pPr>
+        <w:spacing w:after="60" w:line="312"/>
+        <w:ind w:left="720" w:hanging="240"/>
+      </w:pPr>
+      <w:r>
+        <w:rPr>
+          <w:rFonts w:ascii="Calibri" w:cs="Calibri" w:eastAsia="Calibri" w:hAnsi="Calibri"/>
+          <w:color w:val="1A2B40"/>
+          <w:sz w:val="22"/>
+          <w:szCs w:val="22"/>
+        </w:rPr>
+        <w:t xml:space="preserve">• Applied Tech/Dawn Mist color palette: primary #0A1628, body #1A2B40, secondary #6878A0, accent #5B8DB8, surface #F4F8FC</w:t>
+      </w:r>
+    </w:p>
+    <w:p>
+      <w:pPr>
+        <w:spacing w:after="60" w:line="312"/>
+        <w:ind w:left="720" w:hanging="240"/>
+      </w:pPr>
+      <w:r>
+        <w:rPr>
+          <w:rFonts w:ascii="Calibri" w:cs="Calibri" w:eastAsia="Calibri" w:hAnsi="Calibri"/>
+          <w:color w:val="1A2B40"/>
+          <w:sz w:val="22"/>
+          <w:szCs w:val="22"/>
+        </w:rPr>
+        <w:t xml:space="preserve">• Used Calibri font family throughout, 11pt (22 half-points) body size, 1.3x line spacing (line: 312)</w:t>
+      </w:r>
+    </w:p>
+    <w:p>
+      <w:pPr>
+        <w:spacing w:after="60" w:line="312"/>
+        <w:ind w:left="720" w:hanging="240"/>
+      </w:pPr>
+      <w:r>
+        <w:rPr>
+          <w:rFonts w:ascii="Calibri" w:cs="Calibri" w:eastAsia="Calibri" w:hAnsi="Calibri"/>
+          <w:color w:val="1A2B40"/>
+          <w:sz w:val="22"/>
+          <w:szCs w:val="22"/>
+        </w:rPr>
+        <w:t xml:space="preserve">• Two-level bullet system: • (bullet) for level 0, – (en-dash) for level 1</w:t>
+      </w:r>
+    </w:p>
+    <w:p>
+      <w:pPr>
+        <w:spacing w:after="60" w:line="312"/>
+        <w:ind w:left="720" w:hanging="240"/>
+      </w:pPr>
+      <w:r>
+        <w:rPr>
+          <w:rFonts w:ascii="Calibri" w:cs="Calibri" w:eastAsia="Calibri" w:hAnsi="Calibri"/>
+          <w:color w:val="1A2B40"/>
+          <w:sz w:val="22"/>
+          <w:szCs w:val="22"/>
+        </w:rPr>
+        <w:t xml:space="preserve">• Fixed postcheck issues iteratively:</w:t>
+      </w:r>
+    </w:p>
+    <w:p>
+      <w:pPr>
+        <w:spacing w:after="60" w:line="312"/>
+        <w:ind w:left="1440" w:hanging="240"/>
+      </w:pPr>
+      <w:r>
+        <w:rPr>
+          <w:rFonts w:ascii="Calibri" w:cs="Calibri" w:eastAsia="Calibri" w:hAnsi="Calibri"/>
+          <w:color w:val="6878A0"/>
+          <w:sz w:val="20"/>
+          <w:szCs w:val="20"/>
+        </w:rPr>
+        <w:t xml:space="preserve">– Changed ShadingType.SOLID to ShadingType.CLEAR for cover table cell</w:t>
+      </w:r>
+    </w:p>
+    <w:p>
+      <w:pPr>
+        <w:spacing w:after="60" w:line="312"/>
+        <w:ind w:left="1440" w:hanging="240"/>
+      </w:pPr>
+      <w:r>
+        <w:rPr>
+          <w:rFonts w:ascii="Calibri" w:cs="Calibri" w:eastAsia="Calibri" w:hAnsi="Calibri"/>
+          <w:color w:val="6878A0"/>
+          <w:sz w:val="20"/>
+          <w:szCs w:val="20"/>
+        </w:rPr>
+        <w:t xml:space="preserve">– Added outlineLevel to heading styles (0/1/2) for proper TOC outline detection</w:t>
+      </w:r>
+    </w:p>
+    <w:p>
+      <w:pPr>
+        <w:spacing w:after="60" w:line="312"/>
+        <w:ind w:left="1440" w:hanging="240"/>
+      </w:pPr>
+      <w:r>
+        <w:rPr>
+          <w:rFonts w:ascii="Calibri" w:cs="Calibri" w:eastAsia="Calibri" w:hAnsi="Calibri"/>
+          <w:color w:val="6878A0"/>
+          <w:sz w:val="20"/>
+          <w:szCs w:val="20"/>
+        </w:rPr>
+        <w:t xml:space="preserve">– Merged PageBreak elements into content paragraphs to eliminate blank page warnings</w:t>
+      </w:r>
+    </w:p>
+    <w:p>
+      <w:pPr>
+        <w:spacing w:after="60" w:line="312"/>
+        <w:ind w:left="1440" w:hanging="240"/>
+      </w:pPr>
+      <w:r>
+        <w:rPr>
+          <w:rFonts w:ascii="Calibri" w:cs="Calibri" w:eastAsia="Calibri" w:hAnsi="Calibri"/>
+          <w:color w:val="6878A0"/>
+          <w:sz w:val="20"/>
+          <w:szCs w:val="20"/>
+        </w:rPr>
+        <w:t xml:space="preserve">– Added updateFields feature to document for automatic TOC update prompt</w:t>
+      </w:r>
+    </w:p>
+    <w:p>
+      <w:pPr>
+        <w:spacing w:after="60" w:line="312"/>
+        <w:ind w:left="720" w:hanging="240"/>
+      </w:pPr>
+      <w:r>
+        <w:rPr>
+          <w:rFonts w:ascii="Calibri" w:cs="Calibri" w:eastAsia="Calibri" w:hAnsi="Calibri"/>
+          <w:color w:val="1A2B40"/>
+          <w:sz w:val="22"/>
+          <w:szCs w:val="22"/>
+        </w:rPr>
+        <w:t xml:space="preserve">• Ran add_toc_placeholders.py to finalize TOC with 28 headings and placeholder entries</w:t>
+      </w:r>
+    </w:p>
+    <w:p>
+      <w:pPr>
+        <w:spacing w:after="60" w:line="312"/>
+        <w:ind w:left="720" w:hanging="240"/>
+      </w:pPr>
+      <w:r>
+        <w:rPr>
+          <w:rFonts w:ascii="Calibri" w:cs="Calibri" w:eastAsia="Calibri" w:hAnsi="Calibri"/>
+          <w:color w:val="1A2B40"/>
+          <w:sz w:val="22"/>
+          <w:szCs w:val="22"/>
+        </w:rPr>
+        <w:t xml:space="preserve">• Final postcheck: 9/9 passed, 0 errors, 0 warnings</w:t>
+      </w:r>
+    </w:p>
+    <w:p>
+      <w:pPr>
+        <w:spacing w:after="80"/>
+      </w:pPr>
+    </w:p>
+    <w:p>
+      <w:pPr>
+        <w:spacing w:after="80" w:before="120" w:line="312"/>
+      </w:pPr>
+      <w:r>
+        <w:rPr>
+          <w:rFonts w:ascii="Calibri" w:cs="Calibri" w:eastAsia="Calibri" w:hAnsi="Calibri"/>
+          <w:b/>
+          <w:bCs/>
+          <w:color w:val="5B8DB8"/>
+          <w:sz w:val="22"/>
+          <w:szCs w:val="22"/>
+        </w:rPr>
+        <w:t xml:space="preserve">Resumen de Etapa:</w:t>
+      </w:r>
+    </w:p>
+    <w:p>
+      <w:pPr>
+        <w:spacing w:after="60" w:line="312"/>
+        <w:ind w:left="720" w:hanging="240"/>
+      </w:pPr>
+      <w:r>
+        <w:rPr>
+          <w:rFonts w:ascii="Calibri" w:cs="Calibri" w:eastAsia="Calibri" w:hAnsi="Calibri"/>
+          <w:color w:val="1A2B40"/>
+          <w:sz w:val="22"/>
+          <w:szCs w:val="22"/>
+        </w:rPr>
+        <w:t xml:space="preserve">• Professional DOCX bitácora generated at /home/z/my-project/Bitacora_RutaTica.docx (33.5KB)</w:t>
+      </w:r>
+    </w:p>
+    <w:p>
+      <w:pPr>
+        <w:spacing w:after="60" w:line="312"/>
+        <w:ind w:left="720" w:hanging="240"/>
+      </w:pPr>
+      <w:r>
+        <w:rPr>
+          <w:rFonts w:ascii="Calibri" w:cs="Calibri" w:eastAsia="Calibri" w:hAnsi="Calibri"/>
+          <w:color w:val="1A2B40"/>
+          <w:sz w:val="22"/>
+          <w:szCs w:val="22"/>
+        </w:rPr>
+        <w:t xml:space="preserve">• Document contains cover page, TOC with 28 entries, and 27 detailed task records</w:t>
+      </w:r>
+    </w:p>
+    <w:p>
+      <w:pPr>
+        <w:spacing w:after="60" w:line="312"/>
+        <w:ind w:left="720" w:hanging="240"/>
+      </w:pPr>
+      <w:r>
+        <w:rPr>
+          <w:rFonts w:ascii="Calibri" w:cs="Calibri" w:eastAsia="Calibri" w:hAnsi="Calibri"/>
+          <w:color w:val="1A2B40"/>
+          <w:sz w:val="22"/>
+          <w:szCs w:val="22"/>
+        </w:rPr>
+        <w:t xml:space="preserve">• All postcheck validations pass (9/9, 0 errors, 0 warnings)</w:t>
+      </w:r>
+    </w:p>
+    <w:p>
+      <w:pPr>
+        <w:spacing w:after="60" w:line="312"/>
+        <w:ind w:left="720" w:hanging="240"/>
+      </w:pPr>
+      <w:r>
+        <w:rPr>
+          <w:rFonts w:ascii="Calibri" w:cs="Calibri" w:eastAsia="Calibri" w:hAnsi="Calibri"/>
+          <w:color w:val="1A2B40"/>
+          <w:sz w:val="22"/>
+          <w:szCs w:val="22"/>
+        </w:rPr>
+        <w:t xml:space="preserve">• Generation script saved at /home/z/my-project/generate-bitacora.mjs for future updates</w:t>
       </w:r>
     </w:p>
     <w:sectPr>

--- a/Bitacora_RutaTica.docx
+++ b/Bitacora_RutaTica.docx
@@ -111,7 +111,6 @@
         <w:pStyle w:val="Heading1"/>
         <w:spacing w:after="300" w:line="312"/>
       </w:pPr>
-      <w:bookmarkStart w:id="100000" w:name="_Toc100000"/>
       <w:r>
         <w:rPr>
           <w:rFonts w:ascii="Calibri" w:cs="Calibri" w:eastAsia="Calibri" w:hAnsi="Calibri"/>
@@ -123,7 +122,6 @@
         </w:rPr>
         <w:t xml:space="preserve">Tabla de Contenidos</w:t>
       </w:r>
-      <w:bookmarkEnd w:id="100000"/>
     </w:p>
     <w:sdt>
       <w:sdtPr>
@@ -133,1056 +131,9 @@
         <w:p>
           <w:r>
             <w:fldChar w:fldCharType="begin" w:dirty="true"/>
-          </w:r>
-          <w:r>
             <w:instrText xml:space="preserve">TOC \h \o "1-3"</w:instrText>
-          </w:r>
-          <w:r>
             <w:fldChar w:fldCharType="separate"/>
           </w:r>
-        </w:p>
-        <w:p>
-          <w:pPr>
-            <w:pStyle w:val="9"/>
-            <w:tabs>
-              <w:tab w:val="right" w:leader="dot" w:pos="9026"/>
-            </w:tabs>
-            <w:spacing w:before="120" w:after="60"/>
-          </w:pPr>
-          <w:hyperlink w:anchor="_Toc100000" w:history="1">
-            <w:r>
-              <w:rPr>
-                <w:rStyle w:val="Hyperlink"/>
-              </w:rPr>
-              <w:t>Tabla de Contenidos</w:t>
-            </w:r>
-            <w:r>
-              <w:tab/>
-            </w:r>
-            <w:r>
-              <w:fldChar w:fldCharType="begin"/>
-            </w:r>
-            <w:r>
-              <w:instrText xml:space="preserve"> PAGEREF _Toc100000 \h </w:instrText>
-            </w:r>
-            <w:r>
-              <w:fldChar w:fldCharType="separate"/>
-            </w:r>
-            <w:r>
-              <w:t>1</w:t>
-            </w:r>
-            <w:r>
-              <w:fldChar w:fldCharType="end"/>
-            </w:r>
-          </w:hyperlink>
-        </w:p>
-        <w:p>
-          <w:pPr>
-            <w:pStyle w:val="11"/>
-            <w:ind w:left="360"/>
-            <w:tabs>
-              <w:tab w:val="right" w:leader="dot" w:pos="9026"/>
-            </w:tabs>
-            <w:spacing w:before="120" w:after="60"/>
-          </w:pPr>
-          <w:hyperlink w:anchor="_Toc100001" w:history="1">
-            <w:r>
-              <w:rPr>
-                <w:rStyle w:val="Hyperlink"/>
-              </w:rPr>
-              <w:t>Create realistic GTFS sample data for Costa Rica bus routes and complete GTFS importer</w:t>
-            </w:r>
-            <w:r>
-              <w:tab/>
-            </w:r>
-            <w:r>
-              <w:fldChar w:fldCharType="begin"/>
-            </w:r>
-            <w:r>
-              <w:instrText xml:space="preserve"> PAGEREF _Toc100001 \h </w:instrText>
-            </w:r>
-            <w:r>
-              <w:fldChar w:fldCharType="separate"/>
-            </w:r>
-            <w:r>
-              <w:t>1</w:t>
-            </w:r>
-            <w:r>
-              <w:fldChar w:fldCharType="end"/>
-            </w:r>
-          </w:hyperlink>
-        </w:p>
-        <w:p>
-          <w:pPr>
-            <w:pStyle w:val="11"/>
-            <w:ind w:left="360"/>
-            <w:tabs>
-              <w:tab w:val="right" w:leader="dot" w:pos="9026"/>
-            </w:tabs>
-            <w:spacing w:before="120" w:after="60"/>
-          </w:pPr>
-          <w:hyperlink w:anchor="_Toc100002" w:history="1">
-            <w:r>
-              <w:rPr>
-                <w:rStyle w:val="Hyperlink"/>
-              </w:rPr>
-              <w:t>Verificar funcionalidad de viaje completa implementada</w:t>
-            </w:r>
-            <w:r>
-              <w:tab/>
-            </w:r>
-            <w:r>
-              <w:fldChar w:fldCharType="begin"/>
-            </w:r>
-            <w:r>
-              <w:instrText xml:space="preserve"> PAGEREF _Toc100002 \h </w:instrText>
-            </w:r>
-            <w:r>
-              <w:fldChar w:fldCharType="separate"/>
-            </w:r>
-            <w:r>
-              <w:t>7</w:t>
-            </w:r>
-            <w:r>
-              <w:fldChar w:fldCharType="end"/>
-            </w:r>
-          </w:hyperlink>
-        </w:p>
-        <w:p>
-          <w:pPr>
-            <w:pStyle w:val="11"/>
-            <w:ind w:left="360"/>
-            <w:tabs>
-              <w:tab w:val="right" w:leader="dot" w:pos="9026"/>
-            </w:tabs>
-            <w:spacing w:before="120" w:after="60"/>
-          </w:pPr>
-          <w:hyperlink w:anchor="_Toc100003" w:history="1">
-            <w:r>
-              <w:rPr>
-                <w:rStyle w:val="Hyperlink"/>
-              </w:rPr>
-              <w:t>Optimizar rendimiento de carga inicial de la aplicación</w:t>
-            </w:r>
-            <w:r>
-              <w:tab/>
-            </w:r>
-            <w:r>
-              <w:fldChar w:fldCharType="begin"/>
-            </w:r>
-            <w:r>
-              <w:instrText xml:space="preserve"> PAGEREF _Toc100003 \h </w:instrText>
-            </w:r>
-            <w:r>
-              <w:fldChar w:fldCharType="separate"/>
-            </w:r>
-            <w:r>
-              <w:t>10</w:t>
-            </w:r>
-            <w:r>
-              <w:fldChar w:fldCharType="end"/>
-            </w:r>
-          </w:hyperlink>
-        </w:p>
-        <w:p>
-          <w:pPr>
-            <w:pStyle w:val="11"/>
-            <w:ind w:left="360"/>
-            <w:tabs>
-              <w:tab w:val="right" w:leader="dot" w:pos="9026"/>
-            </w:tabs>
-            <w:spacing w:before="120" w:after="60"/>
-          </w:pPr>
-          <w:hyperlink w:anchor="_Toc100004" w:history="1">
-            <w:r>
-              <w:rPr>
-                <w:rStyle w:val="Hyperlink"/>
-              </w:rPr>
-              <w:t>Implementar indicador de distancia prominente entre origen y destino</w:t>
-            </w:r>
-            <w:r>
-              <w:tab/>
-            </w:r>
-            <w:r>
-              <w:fldChar w:fldCharType="begin"/>
-            </w:r>
-            <w:r>
-              <w:instrText xml:space="preserve"> PAGEREF _Toc100004 \h </w:instrText>
-            </w:r>
-            <w:r>
-              <w:fldChar w:fldCharType="separate"/>
-            </w:r>
-            <w:r>
-              <w:t>14</w:t>
-            </w:r>
-            <w:r>
-              <w:fldChar w:fldCharType="end"/>
-            </w:r>
-          </w:hyperlink>
-        </w:p>
-        <w:p>
-          <w:pPr>
-            <w:pStyle w:val="11"/>
-            <w:ind w:left="360"/>
-            <w:tabs>
-              <w:tab w:val="right" w:leader="dot" w:pos="9026"/>
-            </w:tabs>
-            <w:spacing w:before="120" w:after="60"/>
-          </w:pPr>
-          <w:hyperlink w:anchor="_Toc100005" w:history="1">
-            <w:r>
-              <w:rPr>
-                <w:rStyle w:val="Hyperlink"/>
-              </w:rPr>
-              <w:t>Implementar funcionalidad de seguimiento de viaje con botón "Empezar Viaje"</w:t>
-            </w:r>
-            <w:r>
-              <w:tab/>
-            </w:r>
-            <w:r>
-              <w:fldChar w:fldCharType="begin"/>
-            </w:r>
-            <w:r>
-              <w:instrText xml:space="preserve"> PAGEREF _Toc100005 \h </w:instrText>
-            </w:r>
-            <w:r>
-              <w:fldChar w:fldCharType="separate"/>
-            </w:r>
-            <w:r>
-              <w:t>17</w:t>
-            </w:r>
-            <w:r>
-              <w:fldChar w:fldCharType="end"/>
-            </w:r>
-          </w:hyperlink>
-        </w:p>
-        <w:p>
-          <w:pPr>
-            <w:pStyle w:val="11"/>
-            <w:ind w:left="360"/>
-            <w:tabs>
-              <w:tab w:val="right" w:leader="dot" w:pos="9026"/>
-            </w:tabs>
-            <w:spacing w:before="120" w:after="60"/>
-          </w:pPr>
-          <w:hyperlink w:anchor="_Toc100006" w:history="1">
-            <w:r>
-              <w:rPr>
-                <w:rStyle w:val="Hyperlink"/>
-              </w:rPr>
-              <w:t>Implementar mejoras de interfaz de usuario y funcionalidades de mapa</w:t>
-            </w:r>
-            <w:r>
-              <w:tab/>
-            </w:r>
-            <w:r>
-              <w:fldChar w:fldCharType="begin"/>
-            </w:r>
-            <w:r>
-              <w:instrText xml:space="preserve"> PAGEREF _Toc100006 \h </w:instrText>
-            </w:r>
-            <w:r>
-              <w:fldChar w:fldCharType="separate"/>
-            </w:r>
-            <w:r>
-              <w:t>24</w:t>
-            </w:r>
-            <w:r>
-              <w:fldChar w:fldCharType="end"/>
-            </w:r>
-          </w:hyperlink>
-        </w:p>
-        <w:p>
-          <w:pPr>
-            <w:pStyle w:val="11"/>
-            <w:ind w:left="360"/>
-            <w:tabs>
-              <w:tab w:val="right" w:leader="dot" w:pos="9026"/>
-            </w:tabs>
-            <w:spacing w:before="120" w:after="60"/>
-          </w:pPr>
-          <w:hyperlink w:anchor="_Toc100007" w:history="1">
-            <w:r>
-              <w:rPr>
-                <w:rStyle w:val="Hyperlink"/>
-              </w:rPr>
-              <w:t>Actualizar componente de mapa con soporte para detección de interacción</w:t>
-            </w:r>
-            <w:r>
-              <w:tab/>
-            </w:r>
-            <w:r>
-              <w:fldChar w:fldCharType="begin"/>
-            </w:r>
-            <w:r>
-              <w:instrText xml:space="preserve"> PAGEREF _Toc100007 \h </w:instrText>
-            </w:r>
-            <w:r>
-              <w:fldChar w:fldCharType="separate"/>
-            </w:r>
-            <w:r>
-              <w:t>27</w:t>
-            </w:r>
-            <w:r>
-              <w:fldChar w:fldCharType="end"/>
-            </w:r>
-          </w:hyperlink>
-        </w:p>
-        <w:p>
-          <w:pPr>
-            <w:pStyle w:val="11"/>
-            <w:ind w:left="360"/>
-            <w:tabs>
-              <w:tab w:val="right" w:leader="dot" w:pos="9026"/>
-            </w:tabs>
-            <w:spacing w:before="120" w:after="60"/>
-          </w:pPr>
-          <w:hyperlink w:anchor="_Toc100008" w:history="1">
-            <w:r>
-              <w:rPr>
-                <w:rStyle w:val="Hyperlink"/>
-              </w:rPr>
-              <w:t>Restaurar botones "Empezar Viaje" y "Detener Viaje" faltantes</w:t>
-            </w:r>
-            <w:r>
-              <w:tab/>
-            </w:r>
-            <w:r>
-              <w:fldChar w:fldCharType="begin"/>
-            </w:r>
-            <w:r>
-              <w:instrText xml:space="preserve"> PAGEREF _Toc100008 \h </w:instrText>
-            </w:r>
-            <w:r>
-              <w:fldChar w:fldCharType="separate"/>
-            </w:r>
-            <w:r>
-              <w:t>29</w:t>
-            </w:r>
-            <w:r>
-              <w:fldChar w:fldCharType="end"/>
-            </w:r>
-          </w:hyperlink>
-        </w:p>
-        <w:p>
-          <w:pPr>
-            <w:pStyle w:val="11"/>
-            <w:ind w:left="360"/>
-            <w:tabs>
-              <w:tab w:val="right" w:leader="dot" w:pos="9026"/>
-            </w:tabs>
-            <w:spacing w:before="120" w:after="60"/>
-          </w:pPr>
-          <w:hyperlink w:anchor="_Toc100009" w:history="1">
-            <w:r>
-              <w:rPr>
-                <w:rStyle w:val="Hyperlink"/>
-              </w:rPr>
-              <w:t>Rediseñar interfaz móvil para aprovechar pantalla de smartphones</w:t>
-            </w:r>
-            <w:r>
-              <w:tab/>
-            </w:r>
-            <w:r>
-              <w:fldChar w:fldCharType="begin"/>
-            </w:r>
-            <w:r>
-              <w:instrText xml:space="preserve"> PAGEREF _Toc100009 \h </w:instrText>
-            </w:r>
-            <w:r>
-              <w:fldChar w:fldCharType="separate"/>
-            </w:r>
-            <w:r>
-              <w:t>31</w:t>
-            </w:r>
-            <w:r>
-              <w:fldChar w:fldCharType="end"/>
-            </w:r>
-          </w:hyperlink>
-        </w:p>
-        <w:p>
-          <w:pPr>
-            <w:pStyle w:val="11"/>
-            <w:ind w:left="360"/>
-            <w:tabs>
-              <w:tab w:val="right" w:leader="dot" w:pos="9026"/>
-            </w:tabs>
-            <w:spacing w:before="120" w:after="60"/>
-          </w:pPr>
-          <w:hyperlink w:anchor="_Toc100010" w:history="1">
-            <w:r>
-              <w:rPr>
-                <w:rStyle w:val="Hyperlink"/>
-              </w:rPr>
-              <w:t>Reiniciar servidor y verificar que las mejoras funcionen correctamente</w:t>
-            </w:r>
-            <w:r>
-              <w:tab/>
-            </w:r>
-            <w:r>
-              <w:fldChar w:fldCharType="begin"/>
-            </w:r>
-            <w:r>
-              <w:instrText xml:space="preserve"> PAGEREF _Toc100010 \h </w:instrText>
-            </w:r>
-            <w:r>
-              <w:fldChar w:fldCharType="separate"/>
-            </w:r>
-            <w:r>
-              <w:t>34</w:t>
-            </w:r>
-            <w:r>
-              <w:fldChar w:fldCharType="end"/>
-            </w:r>
-          </w:hyperlink>
-        </w:p>
-        <w:p>
-          <w:pPr>
-            <w:pStyle w:val="11"/>
-            <w:ind w:left="360"/>
-            <w:tabs>
-              <w:tab w:val="right" w:leader="dot" w:pos="9026"/>
-            </w:tabs>
-            <w:spacing w:before="120" w:after="60"/>
-          </w:pPr>
-          <w:hyperlink w:anchor="_Toc100011" w:history="1">
-            <w:r>
-              <w:rPr>
-                <w:rStyle w:val="Hyperlink"/>
-              </w:rPr>
-              <w:t>Actualización completa de la interfaz de usuario para smartphones</w:t>
-            </w:r>
-            <w:r>
-              <w:tab/>
-            </w:r>
-            <w:r>
-              <w:fldChar w:fldCharType="begin"/>
-            </w:r>
-            <w:r>
-              <w:instrText xml:space="preserve"> PAGEREF _Toc100011 \h </w:instrText>
-            </w:r>
-            <w:r>
-              <w:fldChar w:fldCharType="separate"/>
-            </w:r>
-            <w:r>
-              <w:t>36</w:t>
-            </w:r>
-            <w:r>
-              <w:fldChar w:fldCharType="end"/>
-            </w:r>
-          </w:hyperlink>
-        </w:p>
-        <w:p>
-          <w:pPr>
-            <w:pStyle w:val="11"/>
-            <w:ind w:left="360"/>
-            <w:tabs>
-              <w:tab w:val="right" w:leader="dot" w:pos="9026"/>
-            </w:tabs>
-            <w:spacing w:before="120" w:after="60"/>
-          </w:pPr>
-          <w:hyperlink w:anchor="_Toc100012" w:history="1">
-            <w:r>
-              <w:rPr>
-                <w:rStyle w:val="Hyperlink"/>
-              </w:rPr>
-              <w:t>Corrección de errores de interfaz - botón enfocar y alerta</w:t>
-            </w:r>
-            <w:r>
-              <w:tab/>
-            </w:r>
-            <w:r>
-              <w:fldChar w:fldCharType="begin"/>
-            </w:r>
-            <w:r>
-              <w:instrText xml:space="preserve"> PAGEREF _Toc100012 \h </w:instrText>
-            </w:r>
-            <w:r>
-              <w:fldChar w:fldCharType="separate"/>
-            </w:r>
-            <w:r>
-              <w:t>46</w:t>
-            </w:r>
-            <w:r>
-              <w:fldChar w:fldCharType="end"/>
-            </w:r>
-          </w:hyperlink>
-        </w:p>
-        <w:p>
-          <w:pPr>
-            <w:pStyle w:val="11"/>
-            <w:ind w:left="360"/>
-            <w:tabs>
-              <w:tab w:val="right" w:leader="dot" w:pos="9026"/>
-            </w:tabs>
-            <w:spacing w:before="120" w:after="60"/>
-          </w:pPr>
-          <w:hyperlink w:anchor="_Toc100013" w:history="1">
-            <w:r>
-              <w:rPr>
-                <w:rStyle w:val="Hyperlink"/>
-              </w:rPr>
-              <w:t>Arreglar botón de localizar que no funcionaba</w:t>
-            </w:r>
-            <w:r>
-              <w:tab/>
-            </w:r>
-            <w:r>
-              <w:fldChar w:fldCharType="begin"/>
-            </w:r>
-            <w:r>
-              <w:instrText xml:space="preserve"> PAGEREF _Toc100013 \h </w:instrText>
-            </w:r>
-            <w:r>
-              <w:fldChar w:fldCharType="separate"/>
-            </w:r>
-            <w:r>
-              <w:t>49</w:t>
-            </w:r>
-            <w:r>
-              <w:fldChar w:fldCharType="end"/>
-            </w:r>
-          </w:hyperlink>
-        </w:p>
-        <w:p>
-          <w:pPr>
-            <w:pStyle w:val="11"/>
-            <w:ind w:left="360"/>
-            <w:tabs>
-              <w:tab w:val="right" w:leader="dot" w:pos="9026"/>
-            </w:tabs>
-            <w:spacing w:before="120" w:after="60"/>
-          </w:pPr>
-          <w:hyperlink w:anchor="_Toc100014" w:history="1">
-            <w:r>
-              <w:rPr>
-                <w:rStyle w:val="Hyperlink"/>
-              </w:rPr>
-              <w:t>Replace entire Prisma schema with complete GTFS-based schema</w:t>
-            </w:r>
-            <w:r>
-              <w:tab/>
-            </w:r>
-            <w:r>
-              <w:fldChar w:fldCharType="begin"/>
-            </w:r>
-            <w:r>
-              <w:instrText xml:space="preserve"> PAGEREF _Toc100014 \h </w:instrText>
-            </w:r>
-            <w:r>
-              <w:fldChar w:fldCharType="separate"/>
-            </w:r>
-            <w:r>
-              <w:t>52</w:t>
-            </w:r>
-            <w:r>
-              <w:fldChar w:fldCharType="end"/>
-            </w:r>
-          </w:hyperlink>
-        </w:p>
-        <w:p>
-          <w:pPr>
-            <w:pStyle w:val="11"/>
-            <w:ind w:left="360"/>
-            <w:tabs>
-              <w:tab w:val="right" w:leader="dot" w:pos="9026"/>
-            </w:tabs>
-            <w:spacing w:before="120" w:after="60"/>
-          </w:pPr>
-          <w:hyperlink w:anchor="_Toc100015" w:history="1">
-            <w:r>
-              <w:rPr>
-                <w:rStyle w:val="Hyperlink"/>
-              </w:rPr>
-              <w:t>Create complete API endpoints and the Best Route search algorithm</w:t>
-            </w:r>
-            <w:r>
-              <w:tab/>
-            </w:r>
-            <w:r>
-              <w:fldChar w:fldCharType="begin"/>
-            </w:r>
-            <w:r>
-              <w:instrText xml:space="preserve"> PAGEREF _Toc100015 \h </w:instrText>
-            </w:r>
-            <w:r>
-              <w:fldChar w:fldCharType="separate"/>
-            </w:r>
-            <w:r>
-              <w:t>57</w:t>
-            </w:r>
-            <w:r>
-              <w:fldChar w:fldCharType="end"/>
-            </w:r>
-          </w:hyperlink>
-        </w:p>
-        <w:p>
-          <w:pPr>
-            <w:pStyle w:val="11"/>
-            <w:ind w:left="360"/>
-            <w:tabs>
-              <w:tab w:val="right" w:leader="dot" w:pos="9026"/>
-            </w:tabs>
-            <w:spacing w:before="120" w:after="60"/>
-          </w:pPr>
-          <w:hyperlink w:anchor="_Toc100016" w:history="1">
-            <w:r>
-              <w:rPr>
-                <w:rStyle w:val="Hyperlink"/>
-              </w:rPr>
-              <w:t>Update frontend to use GTFS-based /api/best-route endpoint instead of OSRM routing</w:t>
-            </w:r>
-            <w:r>
-              <w:tab/>
-            </w:r>
-            <w:r>
-              <w:fldChar w:fldCharType="begin"/>
-            </w:r>
-            <w:r>
-              <w:instrText xml:space="preserve"> PAGEREF _Toc100016 \h </w:instrText>
-            </w:r>
-            <w:r>
-              <w:fldChar w:fldCharType="separate"/>
-            </w:r>
-            <w:r>
-              <w:t>60</w:t>
-            </w:r>
-            <w:r>
-              <w:fldChar w:fldCharType="end"/>
-            </w:r>
-          </w:hyperlink>
-        </w:p>
-        <w:p>
-          <w:pPr>
-            <w:pStyle w:val="11"/>
-            <w:ind w:left="360"/>
-            <w:tabs>
-              <w:tab w:val="right" w:leader="dot" w:pos="9026"/>
-            </w:tabs>
-            <w:spacing w:before="120" w:after="60"/>
-          </w:pPr>
-          <w:hyperlink w:anchor="_Toc100017" w:history="1">
-            <w:r>
-              <w:rPr>
-                <w:rStyle w:val="Hyperlink"/>
-              </w:rPr>
-              <w:t>Fix route search results, trip details, and prices not appearing after clicking "Buscar Ruta"</w:t>
-            </w:r>
-            <w:r>
-              <w:tab/>
-            </w:r>
-            <w:r>
-              <w:fldChar w:fldCharType="begin"/>
-            </w:r>
-            <w:r>
-              <w:instrText xml:space="preserve"> PAGEREF _Toc100017 \h </w:instrText>
-            </w:r>
-            <w:r>
-              <w:fldChar w:fldCharType="separate"/>
-            </w:r>
-            <w:r>
-              <w:t>63</w:t>
-            </w:r>
-            <w:r>
-              <w:fldChar w:fldCharType="end"/>
-            </w:r>
-          </w:hyperlink>
-        </w:p>
-        <w:p>
-          <w:pPr>
-            <w:pStyle w:val="11"/>
-            <w:ind w:left="360"/>
-            <w:tabs>
-              <w:tab w:val="right" w:leader="dot" w:pos="9026"/>
-            </w:tabs>
-            <w:spacing w:before="120" w:after="60"/>
-          </w:pPr>
-          <w:hyperlink w:anchor="_Toc100018" w:history="1">
-            <w:r>
-              <w:rPr>
-                <w:rStyle w:val="Hyperlink"/>
-              </w:rPr>
-              <w:t>Fix Sheet crash when clicking "Iniciar Viaje" button and fix console.error crash in geolocation catch block</w:t>
-            </w:r>
-            <w:r>
-              <w:tab/>
-            </w:r>
-            <w:r>
-              <w:fldChar w:fldCharType="begin"/>
-            </w:r>
-            <w:r>
-              <w:instrText xml:space="preserve"> PAGEREF _Toc100018 \h </w:instrText>
-            </w:r>
-            <w:r>
-              <w:fldChar w:fldCharType="separate"/>
-            </w:r>
-            <w:r>
-              <w:t>65</w:t>
-            </w:r>
-            <w:r>
-              <w:fldChar w:fldCharType="end"/>
-            </w:r>
-          </w:hyperlink>
-        </w:p>
-        <w:p>
-          <w:pPr>
-            <w:pStyle w:val="11"/>
-            <w:ind w:left="360"/>
-            <w:tabs>
-              <w:tab w:val="right" w:leader="dot" w:pos="9026"/>
-            </w:tabs>
-            <w:spacing w:before="120" w:after="60"/>
-          </w:pPr>
-          <w:hyperlink w:anchor="_Toc100019" w:history="1">
-            <w:r>
-              <w:rPr>
-                <w:rStyle w:val="Hyperlink"/>
-              </w:rPr>
-              <w:t>Fix route drawing straight lines after Iniciar Viaje, fix SheetPrimitive.Content crash</w:t>
-            </w:r>
-            <w:r>
-              <w:tab/>
-            </w:r>
-            <w:r>
-              <w:fldChar w:fldCharType="begin"/>
-            </w:r>
-            <w:r>
-              <w:instrText xml:space="preserve"> PAGEREF _Toc100019 \h </w:instrText>
-            </w:r>
-            <w:r>
-              <w:fldChar w:fldCharType="separate"/>
-            </w:r>
-            <w:r>
-              <w:t>67</w:t>
-            </w:r>
-            <w:r>
-              <w:fldChar w:fldCharType="end"/>
-            </w:r>
-          </w:hyperlink>
-        </w:p>
-        <w:p>
-          <w:pPr>
-            <w:pStyle w:val="11"/>
-            <w:ind w:left="360"/>
-            <w:tabs>
-              <w:tab w:val="right" w:leader="dot" w:pos="9026"/>
-            </w:tabs>
-            <w:spacing w:before="120" w:after="60"/>
-          </w:pPr>
-          <w:hyperlink w:anchor="_Toc100020" w:history="1">
-            <w:r>
-              <w:rPr>
-                <w:rStyle w:val="Hyperlink"/>
-              </w:rPr>
-              <w:t>Remove all straight-line fallbacks, show "Ruta por definir" when no OSRM data available</w:t>
-            </w:r>
-            <w:r>
-              <w:tab/>
-            </w:r>
-            <w:r>
-              <w:fldChar w:fldCharType="begin"/>
-            </w:r>
-            <w:r>
-              <w:instrText xml:space="preserve"> PAGEREF _Toc100020 \h </w:instrText>
-            </w:r>
-            <w:r>
-              <w:fldChar w:fldCharType="separate"/>
-            </w:r>
-            <w:r>
-              <w:t>69</w:t>
-            </w:r>
-            <w:r>
-              <w:fldChar w:fldCharType="end"/>
-            </w:r>
-          </w:hyperlink>
-        </w:p>
-        <w:p>
-          <w:pPr>
-            <w:pStyle w:val="11"/>
-            <w:ind w:left="360"/>
-            <w:tabs>
-              <w:tab w:val="right" w:leader="dot" w:pos="9026"/>
-            </w:tabs>
-            <w:spacing w:before="120" w:after="60"/>
-          </w:pPr>
-          <w:hyperlink w:anchor="_Toc100021" w:history="1">
-            <w:r>
-              <w:rPr>
-                <w:rStyle w:val="Hyperlink"/>
-              </w:rPr>
-              <w:t>Fix route preservation on Iniciar Viaje + auto-dismiss route panel</w:t>
-            </w:r>
-            <w:r>
-              <w:tab/>
-            </w:r>
-            <w:r>
-              <w:fldChar w:fldCharType="begin"/>
-            </w:r>
-            <w:r>
-              <w:instrText xml:space="preserve"> PAGEREF _Toc100021 \h </w:instrText>
-            </w:r>
-            <w:r>
-              <w:fldChar w:fldCharType="separate"/>
-            </w:r>
-            <w:r>
-              <w:t>71</w:t>
-            </w:r>
-            <w:r>
-              <w:fldChar w:fldCharType="end"/>
-            </w:r>
-          </w:hyperlink>
-        </w:p>
-        <w:p>
-          <w:pPr>
-            <w:pStyle w:val="11"/>
-            <w:ind w:left="360"/>
-            <w:tabs>
-              <w:tab w:val="right" w:leader="dot" w:pos="9026"/>
-            </w:tabs>
-            <w:spacing w:before="120" w:after="60"/>
-          </w:pPr>
-          <w:hyperlink w:anchor="_Toc100022" w:history="1">
-            <w:r>
-              <w:rPr>
-                <w:rStyle w:val="Hyperlink"/>
-              </w:rPr>
-              <w:t>Fix trip tracking not starting when no bus routes found (Iniciar Viaje → nothing happens)</w:t>
-            </w:r>
-            <w:r>
-              <w:tab/>
-            </w:r>
-            <w:r>
-              <w:fldChar w:fldCharType="begin"/>
-            </w:r>
-            <w:r>
-              <w:instrText xml:space="preserve"> PAGEREF _Toc100022 \h </w:instrText>
-            </w:r>
-            <w:r>
-              <w:fldChar w:fldCharType="separate"/>
-            </w:r>
-            <w:r>
-              <w:t>73</w:t>
-            </w:r>
-            <w:r>
-              <w:fldChar w:fldCharType="end"/>
-            </w:r>
-          </w:hyperlink>
-        </w:p>
-        <w:p>
-          <w:pPr>
-            <w:pStyle w:val="11"/>
-            <w:ind w:left="360"/>
-            <w:tabs>
-              <w:tab w:val="right" w:leader="dot" w:pos="9026"/>
-            </w:tabs>
-            <w:spacing w:before="120" w:after="60"/>
-          </w:pPr>
-          <w:hyperlink w:anchor="_Toc100023" w:history="1">
-            <w:r>
-              <w:rPr>
-                <w:rStyle w:val="Hyperlink"/>
-              </w:rPr>
-              <w:t>Update logo with RutaTica_icono.jpg, make route popup compact, verify trip info in menu</w:t>
-            </w:r>
-            <w:r>
-              <w:tab/>
-            </w:r>
-            <w:r>
-              <w:fldChar w:fldCharType="begin"/>
-            </w:r>
-            <w:r>
-              <w:instrText xml:space="preserve"> PAGEREF _Toc100023 \h </w:instrText>
-            </w:r>
-            <w:r>
-              <w:fldChar w:fldCharType="separate"/>
-            </w:r>
-            <w:r>
-              <w:t>75</w:t>
-            </w:r>
-            <w:r>
-              <w:fldChar w:fldCharType="end"/>
-            </w:r>
-          </w:hyperlink>
-        </w:p>
-        <w:p>
-          <w:pPr>
-            <w:pStyle w:val="11"/>
-            <w:ind w:left="360"/>
-            <w:tabs>
-              <w:tab w:val="right" w:leader="dot" w:pos="9026"/>
-            </w:tabs>
-            <w:spacing w:before="120" w:after="60"/>
-          </w:pPr>
-          <w:hyperlink w:anchor="_Toc100024" w:history="1">
-            <w:r>
-              <w:rPr>
-                <w:rStyle w:val="Hyperlink"/>
-              </w:rPr>
-              <w:t>Set BG.jpg as background image of the main menu (Sheet)</w:t>
-            </w:r>
-            <w:r>
-              <w:tab/>
-            </w:r>
-            <w:r>
-              <w:fldChar w:fldCharType="begin"/>
-            </w:r>
-            <w:r>
-              <w:instrText xml:space="preserve"> PAGEREF _Toc100024 \h </w:instrText>
-            </w:r>
-            <w:r>
-              <w:fldChar w:fldCharType="separate"/>
-            </w:r>
-            <w:r>
-              <w:t>78</w:t>
-            </w:r>
-            <w:r>
-              <w:fldChar w:fldCharType="end"/>
-            </w:r>
-          </w:hyperlink>
-        </w:p>
-        <w:p>
-          <w:pPr>
-            <w:pStyle w:val="11"/>
-            <w:ind w:left="360"/>
-            <w:tabs>
-              <w:tab w:val="right" w:leader="dot" w:pos="9026"/>
-            </w:tabs>
-            <w:spacing w:before="120" w:after="60"/>
-          </w:pPr>
-          <w:hyperlink w:anchor="_Toc100025" w:history="1">
-            <w:r>
-              <w:rPr>
-                <w:rStyle w:val="Hyperlink"/>
-              </w:rPr>
-              <w:t>UI/UX refinements - custom origin icon, remove auto-calc, Buscar Ruta buttons, pause/resume trip</w:t>
-            </w:r>
-            <w:r>
-              <w:tab/>
-            </w:r>
-            <w:r>
-              <w:fldChar w:fldCharType="begin"/>
-            </w:r>
-            <w:r>
-              <w:instrText xml:space="preserve"> PAGEREF _Toc100025 \h </w:instrText>
-            </w:r>
-            <w:r>
-              <w:fldChar w:fldCharType="separate"/>
-            </w:r>
-            <w:r>
-              <w:t>80</w:t>
-            </w:r>
-            <w:r>
-              <w:fldChar w:fldCharType="end"/>
-            </w:r>
-          </w:hyperlink>
-        </w:p>
-        <w:p>
-          <w:pPr>
-            <w:pStyle w:val="11"/>
-            <w:ind w:left="360"/>
-            <w:tabs>
-              <w:tab w:val="right" w:leader="dot" w:pos="9026"/>
-            </w:tabs>
-            <w:spacing w:before="120" w:after="60"/>
-          </w:pPr>
-          <w:hyperlink w:anchor="_Toc100026" w:history="1">
-            <w:r>
-              <w:rPr>
-                <w:rStyle w:val="Hyperlink"/>
-              </w:rPr>
-              <w:t>Fix route results panel lifecycle — only dismiss when Iniciar Viaje is clicked + fix event propagation on tracking panels</w:t>
-            </w:r>
-            <w:r>
-              <w:tab/>
-            </w:r>
-            <w:r>
-              <w:fldChar w:fldCharType="begin"/>
-            </w:r>
-            <w:r>
-              <w:instrText xml:space="preserve"> PAGEREF _Toc100026 \h </w:instrText>
-            </w:r>
-            <w:r>
-              <w:fldChar w:fldCharType="separate"/>
-            </w:r>
-            <w:r>
-              <w:t>84</w:t>
-            </w:r>
-            <w:r>
-              <w:fldChar w:fldCharType="end"/>
-            </w:r>
-          </w:hyperlink>
-        </w:p>
-        <w:p>
-          <w:pPr>
-            <w:pStyle w:val="11"/>
-            <w:ind w:left="360"/>
-            <w:tabs>
-              <w:tab w:val="right" w:leader="dot" w:pos="9026"/>
-            </w:tabs>
-            <w:spacing w:before="120" w:after="60"/>
-          </w:pPr>
-          <w:hyperlink w:anchor="_Toc100027" w:history="1">
-            <w:r>
-              <w:rPr>
-                <w:rStyle w:val="Hyperlink"/>
-              </w:rPr>
-              <w:t>Diagnose why app was not loading and run comprehensive live test</w:t>
-            </w:r>
-            <w:r>
-              <w:tab/>
-            </w:r>
-            <w:r>
-              <w:fldChar w:fldCharType="begin"/>
-            </w:r>
-            <w:r>
-              <w:instrText xml:space="preserve"> PAGEREF _Toc100027 \h </w:instrText>
-            </w:r>
-            <w:r>
-              <w:fldChar w:fldCharType="separate"/>
-            </w:r>
-            <w:r>
-              <w:t>86</w:t>
-            </w:r>
-            <w:r>
-              <w:fldChar w:fldCharType="end"/>
-            </w:r>
-          </w:hyperlink>
-        </w:p>
-        <w:p>
-          <w:pPr>
-            <w:pStyle w:val="11"/>
-            <w:ind w:left="360"/>
-            <w:tabs>
-              <w:tab w:val="right" w:leader="dot" w:pos="9026"/>
-            </w:tabs>
-            <w:spacing w:before="120" w:after="60"/>
-          </w:pPr>
-          <w:hyperlink w:anchor="_Toc100028" w:history="1">
-            <w:r>
-              <w:rPr>
-                <w:rStyle w:val="Hyperlink"/>
-              </w:rPr>
-              <w:t>Generate professional DOCX bitácora (development logbook) for the RutaTica project</w:t>
-            </w:r>
-            <w:r>
-              <w:tab/>
-            </w:r>
-            <w:r>
-              <w:fldChar w:fldCharType="begin"/>
-            </w:r>
-            <w:r>
-              <w:instrText xml:space="preserve"> PAGEREF _Toc100028 \h </w:instrText>
-            </w:r>
-            <w:r>
-              <w:fldChar w:fldCharType="separate"/>
-            </w:r>
-            <w:r>
-              <w:t>87</w:t>
-            </w:r>
-            <w:r>
-              <w:fldChar w:fldCharType="end"/>
-            </w:r>
-          </w:hyperlink>
         </w:p>
         <w:p>
           <w:r>
@@ -1239,7 +190,7 @@
           <w:sz w:val="18"/>
           <w:szCs w:val="18"/>
         </w:rPr>
-        <w:t xml:space="preserve">Fecha: 2025-07-21 (21 de julio de 2025)  |  Task ID: 1  |  Agente: Z.ai Code (via main conversation)</w:t>
+        <w:t xml:space="preserve">Fecha: 2026-07-21 (21 de julio de 2026)  |  Task ID: 1  |  Agente: Z.ai Code (via main conversation)</w:t>
       </w:r>
     </w:p>
     <w:p>
@@ -1247,7 +198,6 @@
         <w:pStyle w:val="Heading2"/>
         <w:spacing w:after="160" w:before="80" w:line="312"/>
       </w:pPr>
-      <w:bookmarkStart w:id="100001" w:name="_Toc100001"/>
       <w:r>
         <w:rPr>
           <w:rFonts w:ascii="Calibri" w:cs="Calibri" w:eastAsia="Calibri" w:hAnsi="Calibri"/>
@@ -1259,7 +209,6 @@
         </w:rPr>
         <w:t xml:space="preserve">Create realistic GTFS sample data for Costa Rica bus routes and complete GTFS importer</w:t>
       </w:r>
-      <w:bookmarkEnd w:id="100001"/>
     </w:p>
     <w:p>
       <w:pPr>
@@ -1944,7 +893,7 @@
           <w:sz w:val="18"/>
           <w:szCs w:val="18"/>
         </w:rPr>
-        <w:t xml:space="preserve">Fecha: 2025-07-22 (22 de julio de 2025)  |  Task ID: 2  |  Agente: Z.ai Code (via main conversation)</w:t>
+        <w:t xml:space="preserve">Fecha: 2026-07-22 (22 de julio de 2026)  |  Task ID: 2  |  Agente: Z.ai Code (via main conversation)</w:t>
       </w:r>
     </w:p>
     <w:p>
@@ -1952,7 +901,6 @@
         <w:pStyle w:val="Heading2"/>
         <w:spacing w:after="160" w:before="80" w:line="312"/>
       </w:pPr>
-      <w:bookmarkStart w:id="100002" w:name="_Toc100002"/>
       <w:r>
         <w:rPr>
           <w:rFonts w:ascii="Calibri" w:cs="Calibri" w:eastAsia="Calibri" w:hAnsi="Calibri"/>
@@ -1964,7 +912,6 @@
         </w:rPr>
         <w:t xml:space="preserve">Verificar funcionalidad de viaje completa implementada</w:t>
       </w:r>
-      <w:bookmarkEnd w:id="100002"/>
     </w:p>
     <w:p>
       <w:pPr>
@@ -2334,7 +1281,7 @@
           <w:sz w:val="18"/>
           <w:szCs w:val="18"/>
         </w:rPr>
-        <w:t xml:space="preserve">Fecha: 2025-07-22 (22 de julio de 2025)  |  Task ID: 3  |  Agente: Z.ai Code (via main conversation)</w:t>
+        <w:t xml:space="preserve">Fecha: 2026-07-22 (22 de julio de 2026)  |  Task ID: 3  |  Agente: Z.ai Code (via main conversation)</w:t>
       </w:r>
     </w:p>
     <w:p>
@@ -2342,7 +1289,6 @@
         <w:pStyle w:val="Heading2"/>
         <w:spacing w:after="160" w:before="80" w:line="312"/>
       </w:pPr>
-      <w:bookmarkStart w:id="100003" w:name="_Toc100003"/>
       <w:r>
         <w:rPr>
           <w:rFonts w:ascii="Calibri" w:cs="Calibri" w:eastAsia="Calibri" w:hAnsi="Calibri"/>
@@ -2354,7 +1300,6 @@
         </w:rPr>
         <w:t xml:space="preserve">Optimizar rendimiento de carga inicial de la aplicación</w:t>
       </w:r>
-      <w:bookmarkEnd w:id="100003"/>
     </w:p>
     <w:p>
       <w:pPr>
@@ -2784,7 +1729,7 @@
           <w:sz w:val="18"/>
           <w:szCs w:val="18"/>
         </w:rPr>
-        <w:t xml:space="preserve">Fecha: 2025-07-22 (22 de julio de 2025)  |  Task ID: 4  |  Agente: Z.ai Code (via main conversation)</w:t>
+        <w:t xml:space="preserve">Fecha: 2026-07-22 (22 de julio de 2026)  |  Task ID: 4  |  Agente: Z.ai Code (via main conversation)</w:t>
       </w:r>
     </w:p>
     <w:p>
@@ -2792,7 +1737,6 @@
         <w:pStyle w:val="Heading2"/>
         <w:spacing w:after="160" w:before="80" w:line="312"/>
       </w:pPr>
-      <w:bookmarkStart w:id="100004" w:name="_Toc100004"/>
       <w:r>
         <w:rPr>
           <w:rFonts w:ascii="Calibri" w:cs="Calibri" w:eastAsia="Calibri" w:hAnsi="Calibri"/>
@@ -2804,7 +1748,6 @@
         </w:rPr>
         <w:t xml:space="preserve">Implementar indicador de distancia prominente entre origen y destino</w:t>
       </w:r>
-      <w:bookmarkEnd w:id="100004"/>
     </w:p>
     <w:p>
       <w:pPr>
@@ -3069,7 +2012,7 @@
           <w:sz w:val="18"/>
           <w:szCs w:val="18"/>
         </w:rPr>
-        <w:t xml:space="preserve">Fecha: 2025-07-22 (22 de julio de 2025)  |  Task ID: 5  |  Agente: Z.ai Code (via fullstack-developer subagent)</w:t>
+        <w:t xml:space="preserve">Fecha: 2026-07-22 (22 de julio de 2026)  |  Task ID: 5  |  Agente: Z.ai Code (via fullstack-developer subagent)</w:t>
       </w:r>
     </w:p>
     <w:p>
@@ -3077,7 +2020,6 @@
         <w:pStyle w:val="Heading2"/>
         <w:spacing w:after="160" w:before="80" w:line="312"/>
       </w:pPr>
-      <w:bookmarkStart w:id="100005" w:name="_Toc100005"/>
       <w:r>
         <w:rPr>
           <w:rFonts w:ascii="Calibri" w:cs="Calibri" w:eastAsia="Calibri" w:hAnsi="Calibri"/>
@@ -3089,7 +2031,6 @@
         </w:rPr>
         <w:t xml:space="preserve">Implementar funcionalidad de seguimiento de viaje con botón "Empezar Viaje"</w:t>
       </w:r>
-      <w:bookmarkEnd w:id="100005"/>
     </w:p>
     <w:p>
       <w:pPr>
@@ -3924,7 +2865,7 @@
           <w:sz w:val="18"/>
           <w:szCs w:val="18"/>
         </w:rPr>
-        <w:t xml:space="preserve">Fecha: 2025-07-23 (23 de julio de 2025)  |  Task ID: 6  |  Agente: Z.ai Code (main conversation)</w:t>
+        <w:t xml:space="preserve">Fecha: 2026-07-23 (23 de julio de 2026)  |  Task ID: 6  |  Agente: Z.ai Code (main conversation)</w:t>
       </w:r>
     </w:p>
     <w:p>
@@ -3932,7 +2873,6 @@
         <w:pStyle w:val="Heading2"/>
         <w:spacing w:after="160" w:before="80" w:line="312"/>
       </w:pPr>
-      <w:bookmarkStart w:id="100006" w:name="_Toc100006"/>
       <w:r>
         <w:rPr>
           <w:rFonts w:ascii="Calibri" w:cs="Calibri" w:eastAsia="Calibri" w:hAnsi="Calibri"/>
@@ -3944,7 +2884,6 @@
         </w:rPr>
         <w:t xml:space="preserve">Implementar mejoras de interfaz de usuario y funcionalidades de mapa</w:t>
       </w:r>
-      <w:bookmarkEnd w:id="100006"/>
     </w:p>
     <w:p>
       <w:pPr>
@@ -4329,7 +3268,7 @@
           <w:sz w:val="18"/>
           <w:szCs w:val="18"/>
         </w:rPr>
-        <w:t xml:space="preserve">Fecha: 2025-07-23 (23 de julio de 2025)  |  Task ID: 7  |  Agente: Z.ai Code (main conversation)</w:t>
+        <w:t xml:space="preserve">Fecha: 2026-07-23 (23 de julio de 2026)  |  Task ID: 7  |  Agente: Z.ai Code (main conversation)</w:t>
       </w:r>
     </w:p>
     <w:p>
@@ -4337,7 +3276,6 @@
         <w:pStyle w:val="Heading2"/>
         <w:spacing w:after="160" w:before="80" w:line="312"/>
       </w:pPr>
-      <w:bookmarkStart w:id="100007" w:name="_Toc100007"/>
       <w:r>
         <w:rPr>
           <w:rFonts w:ascii="Calibri" w:cs="Calibri" w:eastAsia="Calibri" w:hAnsi="Calibri"/>
@@ -4349,7 +3287,6 @@
         </w:rPr>
         <w:t xml:space="preserve">Actualizar componente de mapa con soporte para detección de interacción</w:t>
       </w:r>
-      <w:bookmarkEnd w:id="100007"/>
     </w:p>
     <w:p>
       <w:pPr>
@@ -4554,7 +3491,7 @@
           <w:sz w:val="18"/>
           <w:szCs w:val="18"/>
         </w:rPr>
-        <w:t xml:space="preserve">Fecha: 2025-07-23 (23 de julio de 2025)  |  Task ID: 8  |  Agente: Z.ai Code (main conversation)</w:t>
+        <w:t xml:space="preserve">Fecha: 2026-07-23 (23 de julio de 2026)  |  Task ID: 8  |  Agente: Z.ai Code (main conversation)</w:t>
       </w:r>
     </w:p>
     <w:p>
@@ -4562,7 +3499,6 @@
         <w:pStyle w:val="Heading2"/>
         <w:spacing w:after="160" w:before="80" w:line="312"/>
       </w:pPr>
-      <w:bookmarkStart w:id="100008" w:name="_Toc100008"/>
       <w:r>
         <w:rPr>
           <w:rFonts w:ascii="Calibri" w:cs="Calibri" w:eastAsia="Calibri" w:hAnsi="Calibri"/>
@@ -4574,7 +3510,6 @@
         </w:rPr>
         <w:t xml:space="preserve">Restaurar botones "Empezar Viaje" y "Detener Viaje" faltantes</w:t>
       </w:r>
-      <w:bookmarkEnd w:id="100008"/>
     </w:p>
     <w:p>
       <w:pPr>
@@ -4824,7 +3759,7 @@
           <w:sz w:val="18"/>
           <w:szCs w:val="18"/>
         </w:rPr>
-        <w:t xml:space="preserve">Fecha: 2025-07-23 (23 de julio de 2025)  |  Task ID: 9  |  Agente: Z.ai Code (main conversation)</w:t>
+        <w:t xml:space="preserve">Fecha: 2026-07-23 (23 de julio de 2026)  |  Task ID: 9  |  Agente: Z.ai Code (main conversation)</w:t>
       </w:r>
     </w:p>
     <w:p>
@@ -4832,7 +3767,6 @@
         <w:pStyle w:val="Heading2"/>
         <w:spacing w:after="160" w:before="80" w:line="312"/>
       </w:pPr>
-      <w:bookmarkStart w:id="100009" w:name="_Toc100009"/>
       <w:r>
         <w:rPr>
           <w:rFonts w:ascii="Calibri" w:cs="Calibri" w:eastAsia="Calibri" w:hAnsi="Calibri"/>
@@ -4844,7 +3778,6 @@
         </w:rPr>
         <w:t xml:space="preserve">Rediseñar interfaz móvil para aprovechar pantalla de smartphones</w:t>
       </w:r>
-      <w:bookmarkEnd w:id="100009"/>
     </w:p>
     <w:p>
       <w:pPr>
@@ -5184,7 +4117,7 @@
           <w:sz w:val="18"/>
           <w:szCs w:val="18"/>
         </w:rPr>
-        <w:t xml:space="preserve">Fecha: 2025-07-24 (24 de julio de 2025)  |  Task ID: 10  |  Agente: Z.ai Code (main conversation)</w:t>
+        <w:t xml:space="preserve">Fecha: 2026-07-24 (24 de julio de 2026)  |  Task ID: 10  |  Agente: Z.ai Code (main conversation)</w:t>
       </w:r>
     </w:p>
     <w:p>
@@ -5192,7 +4125,6 @@
         <w:pStyle w:val="Heading2"/>
         <w:spacing w:after="160" w:before="80" w:line="312"/>
       </w:pPr>
-      <w:bookmarkStart w:id="100010" w:name="_Toc100010"/>
       <w:r>
         <w:rPr>
           <w:rFonts w:ascii="Calibri" w:cs="Calibri" w:eastAsia="Calibri" w:hAnsi="Calibri"/>
@@ -5204,7 +4136,6 @@
         </w:rPr>
         <w:t xml:space="preserve">Reiniciar servidor y verificar que las mejoras funcionen correctamente</w:t>
       </w:r>
-      <w:bookmarkEnd w:id="100010"/>
     </w:p>
     <w:p>
       <w:pPr>
@@ -5454,7 +4385,7 @@
           <w:sz w:val="18"/>
           <w:szCs w:val="18"/>
         </w:rPr>
-        <w:t xml:space="preserve">Fecha: 2025-07-24 (24 de julio de 2025)  |  Task ID: 11  |  Agente: Z.ai Code (main conversation)</w:t>
+        <w:t xml:space="preserve">Fecha: 2026-07-24 (24 de julio de 2026)  |  Task ID: 11  |  Agente: Z.ai Code (main conversation)</w:t>
       </w:r>
     </w:p>
     <w:p>
@@ -5462,7 +4393,6 @@
         <w:pStyle w:val="Heading2"/>
         <w:spacing w:after="160" w:before="80" w:line="312"/>
       </w:pPr>
-      <w:bookmarkStart w:id="100011" w:name="_Toc100011"/>
       <w:r>
         <w:rPr>
           <w:rFonts w:ascii="Calibri" w:cs="Calibri" w:eastAsia="Calibri" w:hAnsi="Calibri"/>
@@ -5474,7 +4404,6 @@
         </w:rPr>
         <w:t xml:space="preserve">Actualización completa de la interfaz de usuario para smartphones</w:t>
       </w:r>
-      <w:bookmarkEnd w:id="100011"/>
     </w:p>
     <w:p>
       <w:pPr>
@@ -6609,7 +5538,7 @@
           <w:sz w:val="18"/>
           <w:szCs w:val="18"/>
         </w:rPr>
-        <w:t xml:space="preserve">Fecha: 2025-07-24 (24 de julio de 2025)  |  Task ID: 12  |  Agente: Z.ai Code (main conversation)</w:t>
+        <w:t xml:space="preserve">Fecha: 2026-07-24 (24 de julio de 2026)  |  Task ID: 12  |  Agente: Z.ai Code (main conversation)</w:t>
       </w:r>
     </w:p>
     <w:p>
@@ -6617,7 +5546,6 @@
         <w:pStyle w:val="Heading2"/>
         <w:spacing w:after="160" w:before="80" w:line="312"/>
       </w:pPr>
-      <w:bookmarkStart w:id="100012" w:name="_Toc100012"/>
       <w:r>
         <w:rPr>
           <w:rFonts w:ascii="Calibri" w:cs="Calibri" w:eastAsia="Calibri" w:hAnsi="Calibri"/>
@@ -6629,7 +5557,6 @@
         </w:rPr>
         <w:t xml:space="preserve">Corrección de errores de interfaz - botón enfocar y alerta</w:t>
       </w:r>
-      <w:bookmarkEnd w:id="100012"/>
     </w:p>
     <w:p>
       <w:pPr>
@@ -6909,7 +5836,7 @@
           <w:sz w:val="18"/>
           <w:szCs w:val="18"/>
         </w:rPr>
-        <w:t xml:space="preserve">Fecha: 2025-07-24 (24 de julio de 2025)  |  Task ID: 13  |  Agente: Z.ai Code (main conversation)</w:t>
+        <w:t xml:space="preserve">Fecha: 2026-07-24 (24 de julio de 2026)  |  Task ID: 13  |  Agente: Z.ai Code (main conversation)</w:t>
       </w:r>
     </w:p>
     <w:p>
@@ -6917,7 +5844,6 @@
         <w:pStyle w:val="Heading2"/>
         <w:spacing w:after="160" w:before="80" w:line="312"/>
       </w:pPr>
-      <w:bookmarkStart w:id="100013" w:name="_Toc100013"/>
       <w:r>
         <w:rPr>
           <w:rFonts w:ascii="Calibri" w:cs="Calibri" w:eastAsia="Calibri" w:hAnsi="Calibri"/>
@@ -6929,7 +5855,6 @@
         </w:rPr>
         <w:t xml:space="preserve">Arreglar botón de localizar que no funcionaba</w:t>
       </w:r>
-      <w:bookmarkEnd w:id="100013"/>
     </w:p>
     <w:p>
       <w:pPr>
@@ -7314,7 +6239,7 @@
           <w:sz w:val="18"/>
           <w:szCs w:val="18"/>
         </w:rPr>
-        <w:t xml:space="preserve">Fecha: 2025-07-25 (25 de julio de 2025)  |  Task ID: 14  |  Agente: Z.ai Code (main conversation)</w:t>
+        <w:t xml:space="preserve">Fecha: 2026-07-25 (25 de julio de 2026)  |  Task ID: 14  |  Agente: Z.ai Code (main conversation)</w:t>
       </w:r>
     </w:p>
     <w:p>
@@ -7322,7 +6247,6 @@
         <w:pStyle w:val="Heading2"/>
         <w:spacing w:after="160" w:before="80" w:line="312"/>
       </w:pPr>
-      <w:bookmarkStart w:id="100014" w:name="_Toc100014"/>
       <w:r>
         <w:rPr>
           <w:rFonts w:ascii="Calibri" w:cs="Calibri" w:eastAsia="Calibri" w:hAnsi="Calibri"/>
@@ -7334,7 +6258,6 @@
         </w:rPr>
         <w:t xml:space="preserve">Replace entire Prisma schema with complete GTFS-based schema</w:t>
       </w:r>
-      <w:bookmarkEnd w:id="100014"/>
     </w:p>
     <w:p>
       <w:pPr>
@@ -7929,7 +6852,7 @@
           <w:sz w:val="18"/>
           <w:szCs w:val="18"/>
         </w:rPr>
-        <w:t xml:space="preserve">Fecha: 2025-07-25 (25 de julio de 2025)  |  Task ID: 15  |  Agente: Z.ai Code (API &amp; Algorithm Agent)</w:t>
+        <w:t xml:space="preserve">Fecha: 2026-07-25 (25 de julio de 2026)  |  Task ID: 15  |  Agente: Z.ai Code (API &amp; Algorithm Agent)</w:t>
       </w:r>
     </w:p>
     <w:p>
@@ -7937,7 +6860,6 @@
         <w:pStyle w:val="Heading2"/>
         <w:spacing w:after="160" w:before="80" w:line="312"/>
       </w:pPr>
-      <w:bookmarkStart w:id="100015" w:name="_Toc100015"/>
       <w:r>
         <w:rPr>
           <w:rFonts w:ascii="Calibri" w:cs="Calibri" w:eastAsia="Calibri" w:hAnsi="Calibri"/>
@@ -7949,7 +6871,6 @@
         </w:rPr>
         <w:t xml:space="preserve">Create complete API endpoints and the Best Route search algorithm</w:t>
       </w:r>
-      <w:bookmarkEnd w:id="100015"/>
     </w:p>
     <w:p>
       <w:pPr>
@@ -8244,7 +7165,7 @@
           <w:sz w:val="18"/>
           <w:szCs w:val="18"/>
         </w:rPr>
-        <w:t xml:space="preserve">Fecha: 2025-07-26 (26 de julio de 2025)  |  Task ID: 16  |  Agente: Z.ai Code (Task 3)</w:t>
+        <w:t xml:space="preserve">Fecha: 2026-07-26 (26 de julio de 2026)  |  Task ID: 16  |  Agente: Z.ai Code (Task 3)</w:t>
       </w:r>
     </w:p>
     <w:p>
@@ -8252,7 +7173,6 @@
         <w:pStyle w:val="Heading2"/>
         <w:spacing w:after="160" w:before="80" w:line="312"/>
       </w:pPr>
-      <w:bookmarkStart w:id="100016" w:name="_Toc100016"/>
       <w:r>
         <w:rPr>
           <w:rFonts w:ascii="Calibri" w:cs="Calibri" w:eastAsia="Calibri" w:hAnsi="Calibri"/>
@@ -8264,7 +7184,6 @@
         </w:rPr>
         <w:t xml:space="preserve">Update frontend to use GTFS-based /api/best-route endpoint instead of OSRM routing</w:t>
       </w:r>
-      <w:bookmarkEnd w:id="100016"/>
     </w:p>
     <w:p>
       <w:pPr>
@@ -8619,7 +7538,7 @@
           <w:sz w:val="18"/>
           <w:szCs w:val="18"/>
         </w:rPr>
-        <w:t xml:space="preserve">Fecha: 2025-07-26 (26 de julio de 2025)  |  Task ID: 17  |  Agente: Z.ai Code (main)</w:t>
+        <w:t xml:space="preserve">Fecha: 2026-07-26 (26 de julio de 2026)  |  Task ID: 17  |  Agente: Z.ai Code (main)</w:t>
       </w:r>
     </w:p>
     <w:p>
@@ -8627,7 +7546,6 @@
         <w:pStyle w:val="Heading2"/>
         <w:spacing w:after="160" w:before="80" w:line="312"/>
       </w:pPr>
-      <w:bookmarkStart w:id="100017" w:name="_Toc100017"/>
       <w:r>
         <w:rPr>
           <w:rFonts w:ascii="Calibri" w:cs="Calibri" w:eastAsia="Calibri" w:hAnsi="Calibri"/>
@@ -8639,7 +7557,6 @@
         </w:rPr>
         <w:t xml:space="preserve">Fix route search results, trip details, and prices not appearing after clicking "Buscar Ruta"</w:t>
       </w:r>
-      <w:bookmarkEnd w:id="100017"/>
     </w:p>
     <w:p>
       <w:pPr>
@@ -8874,7 +7791,7 @@
           <w:sz w:val="18"/>
           <w:szCs w:val="18"/>
         </w:rPr>
-        <w:t xml:space="preserve">Fecha: 2025-07-26 (26 de julio de 2025)  |  Task ID: 18  |  Agente: Z.ai Code (via main conversation)</w:t>
+        <w:t xml:space="preserve">Fecha: 2026-07-26 (26 de julio de 2026)  |  Task ID: 18  |  Agente: Z.ai Code (via main conversation)</w:t>
       </w:r>
     </w:p>
     <w:p>
@@ -8882,7 +7799,6 @@
         <w:pStyle w:val="Heading2"/>
         <w:spacing w:after="160" w:before="80" w:line="312"/>
       </w:pPr>
-      <w:bookmarkStart w:id="100018" w:name="_Toc100018"/>
       <w:r>
         <w:rPr>
           <w:rFonts w:ascii="Calibri" w:cs="Calibri" w:eastAsia="Calibri" w:hAnsi="Calibri"/>
@@ -8894,7 +7810,6 @@
         </w:rPr>
         <w:t xml:space="preserve">Fix Sheet crash when clicking "Iniciar Viaje" button and fix console.error crash in geolocation catch block</w:t>
       </w:r>
-      <w:bookmarkEnd w:id="100018"/>
     </w:p>
     <w:p>
       <w:pPr>
@@ -9084,7 +7999,7 @@
           <w:sz w:val="18"/>
           <w:szCs w:val="18"/>
         </w:rPr>
-        <w:t xml:space="preserve">Fecha: 2025-07-26 (26 de julio de 2025)  |  Task ID: 19  |  Agente: Z.ai Code (via main conversation)</w:t>
+        <w:t xml:space="preserve">Fecha: 2026-07-26 (26 de julio de 2026)  |  Task ID: 19  |  Agente: Z.ai Code (via main conversation)</w:t>
       </w:r>
     </w:p>
     <w:p>
@@ -9092,7 +8007,6 @@
         <w:pStyle w:val="Heading2"/>
         <w:spacing w:after="160" w:before="80" w:line="312"/>
       </w:pPr>
-      <w:bookmarkStart w:id="100019" w:name="_Toc100019"/>
       <w:r>
         <w:rPr>
           <w:rFonts w:ascii="Calibri" w:cs="Calibri" w:eastAsia="Calibri" w:hAnsi="Calibri"/>
@@ -9104,7 +8018,6 @@
         </w:rPr>
         <w:t xml:space="preserve">Fix route drawing straight lines after Iniciar Viaje, fix SheetPrimitive.Content crash</w:t>
       </w:r>
-      <w:bookmarkEnd w:id="100019"/>
     </w:p>
     <w:p>
       <w:pPr>
@@ -9369,7 +8282,7 @@
           <w:sz w:val="18"/>
           <w:szCs w:val="18"/>
         </w:rPr>
-        <w:t xml:space="preserve">Fecha: 2025-07-26 (26 de julio de 2025)  |  Task ID: 20  |  Agente: Z.ai Code (via main conversation)</w:t>
+        <w:t xml:space="preserve">Fecha: 2026-07-26 (26 de julio de 2026)  |  Task ID: 20  |  Agente: Z.ai Code (via main conversation)</w:t>
       </w:r>
     </w:p>
     <w:p>
@@ -9377,7 +8290,6 @@
         <w:pStyle w:val="Heading2"/>
         <w:spacing w:after="160" w:before="80" w:line="312"/>
       </w:pPr>
-      <w:bookmarkStart w:id="100020" w:name="_Toc100020"/>
       <w:r>
         <w:rPr>
           <w:rFonts w:ascii="Calibri" w:cs="Calibri" w:eastAsia="Calibri" w:hAnsi="Calibri"/>
@@ -9389,7 +8301,6 @@
         </w:rPr>
         <w:t xml:space="preserve">Remove all straight-line fallbacks, show "Ruta por definir" when no OSRM data available</w:t>
       </w:r>
-      <w:bookmarkEnd w:id="100020"/>
     </w:p>
     <w:p>
       <w:pPr>
@@ -9639,7 +8550,7 @@
           <w:sz w:val="18"/>
           <w:szCs w:val="18"/>
         </w:rPr>
-        <w:t xml:space="preserve">Fecha: 2025-07-27 (27 de julio de 2025)  |  Task ID: 21  |  Agente: Main</w:t>
+        <w:t xml:space="preserve">Fecha: 2026-07-27 (27 de julio de 2026)  |  Task ID: 21  |  Agente: Main</w:t>
       </w:r>
     </w:p>
     <w:p>
@@ -9647,7 +8558,6 @@
         <w:pStyle w:val="Heading2"/>
         <w:spacing w:after="160" w:before="80" w:line="312"/>
       </w:pPr>
-      <w:bookmarkStart w:id="100021" w:name="_Toc100021"/>
       <w:r>
         <w:rPr>
           <w:rFonts w:ascii="Calibri" w:cs="Calibri" w:eastAsia="Calibri" w:hAnsi="Calibri"/>
@@ -9659,7 +8569,6 @@
         </w:rPr>
         <w:t xml:space="preserve">Fix route preservation on Iniciar Viaje + auto-dismiss route panel</w:t>
       </w:r>
-      <w:bookmarkEnd w:id="100021"/>
     </w:p>
     <w:p>
       <w:pPr>
@@ -9894,7 +8803,7 @@
           <w:sz w:val="18"/>
           <w:szCs w:val="18"/>
         </w:rPr>
-        <w:t xml:space="preserve">Fecha: 2025-07-27 (27 de julio de 2025)  |  Task ID: 22  |  Agente: Main</w:t>
+        <w:t xml:space="preserve">Fecha: 2026-07-27 (27 de julio de 2026)  |  Task ID: 22  |  Agente: Main</w:t>
       </w:r>
     </w:p>
     <w:p>
@@ -9902,7 +8811,6 @@
         <w:pStyle w:val="Heading2"/>
         <w:spacing w:after="160" w:before="80" w:line="312"/>
       </w:pPr>
-      <w:bookmarkStart w:id="100022" w:name="_Toc100022"/>
       <w:r>
         <w:rPr>
           <w:rFonts w:ascii="Calibri" w:cs="Calibri" w:eastAsia="Calibri" w:hAnsi="Calibri"/>
@@ -9914,7 +8822,6 @@
         </w:rPr>
         <w:t xml:space="preserve">Fix trip tracking not starting when no bus routes found (Iniciar Viaje → nothing happens)</w:t>
       </w:r>
-      <w:bookmarkEnd w:id="100022"/>
     </w:p>
     <w:p>
       <w:pPr>
@@ -10134,7 +9041,7 @@
           <w:sz w:val="18"/>
           <w:szCs w:val="18"/>
         </w:rPr>
-        <w:t xml:space="preserve">Fecha: 2025-07-27 (27 de julio de 2025)  |  Task ID: 23  |  Agente: main</w:t>
+        <w:t xml:space="preserve">Fecha: 2026-07-27 (27 de julio de 2026)  |  Task ID: 23  |  Agente: main</w:t>
       </w:r>
     </w:p>
     <w:p>
@@ -10142,7 +9049,6 @@
         <w:pStyle w:val="Heading2"/>
         <w:spacing w:after="160" w:before="80" w:line="312"/>
       </w:pPr>
-      <w:bookmarkStart w:id="100023" w:name="_Toc100023"/>
       <w:r>
         <w:rPr>
           <w:rFonts w:ascii="Calibri" w:cs="Calibri" w:eastAsia="Calibri" w:hAnsi="Calibri"/>
@@ -10154,7 +9060,6 @@
         </w:rPr>
         <w:t xml:space="preserve">Update logo with RutaTica_icono.jpg, make route popup compact, verify trip info in menu</w:t>
       </w:r>
-      <w:bookmarkEnd w:id="100023"/>
     </w:p>
     <w:p>
       <w:pPr>
@@ -10404,7 +9309,7 @@
           <w:sz w:val="18"/>
           <w:szCs w:val="18"/>
         </w:rPr>
-        <w:t xml:space="preserve">Fecha: 2025-07-27 (27 de julio de 2025)  |  Task ID: 24  |  Agente: main</w:t>
+        <w:t xml:space="preserve">Fecha: 2026-07-27 (27 de julio de 2026)  |  Task ID: 24  |  Agente: main</w:t>
       </w:r>
     </w:p>
     <w:p>
@@ -10412,7 +9317,6 @@
         <w:pStyle w:val="Heading2"/>
         <w:spacing w:after="160" w:before="80" w:line="312"/>
       </w:pPr>
-      <w:bookmarkStart w:id="100024" w:name="_Toc100024"/>
       <w:r>
         <w:rPr>
           <w:rFonts w:ascii="Calibri" w:cs="Calibri" w:eastAsia="Calibri" w:hAnsi="Calibri"/>
@@ -10424,7 +9328,6 @@
         </w:rPr>
         <w:t xml:space="preserve">Set BG.jpg as background image of the main menu (Sheet)</w:t>
       </w:r>
-      <w:bookmarkEnd w:id="100024"/>
     </w:p>
     <w:p>
       <w:pPr>
@@ -10674,7 +9577,7 @@
           <w:sz w:val="18"/>
           <w:szCs w:val="18"/>
         </w:rPr>
-        <w:t xml:space="preserve">Fecha: 2025-07-27 (27 de julio de 2025)  |  Task ID: 25  |  Agente: Z.ai Code (via main conversation)</w:t>
+        <w:t xml:space="preserve">Fecha: 2026-07-27 (27 de julio de 2026)  |  Task ID: 25  |  Agente: Z.ai Code (via main conversation)</w:t>
       </w:r>
     </w:p>
     <w:p>
@@ -10682,7 +9585,6 @@
         <w:pStyle w:val="Heading2"/>
         <w:spacing w:after="160" w:before="80" w:line="312"/>
       </w:pPr>
-      <w:bookmarkStart w:id="100025" w:name="_Toc100025"/>
       <w:r>
         <w:rPr>
           <w:rFonts w:ascii="Calibri" w:cs="Calibri" w:eastAsia="Calibri" w:hAnsi="Calibri"/>
@@ -10694,7 +9596,6 @@
         </w:rPr>
         <w:t xml:space="preserve">UI/UX refinements - custom origin icon, remove auto-calc, Buscar Ruta buttons, pause/resume trip</w:t>
       </w:r>
-      <w:bookmarkEnd w:id="100025"/>
     </w:p>
     <w:p>
       <w:pPr>
@@ -11154,7 +10055,7 @@
           <w:sz w:val="18"/>
           <w:szCs w:val="18"/>
         </w:rPr>
-        <w:t xml:space="preserve">Fecha: 2025-07-27 (27 de julio de 2025)  |  Task ID: 26  |  Agente: Z.ai Code (main conversation)</w:t>
+        <w:t xml:space="preserve">Fecha: 2026-07-27 (27 de julio de 2026)  |  Task ID: 26  |  Agente: Z.ai Code (main conversation)</w:t>
       </w:r>
     </w:p>
     <w:p>
@@ -11162,7 +10063,6 @@
         <w:pStyle w:val="Heading2"/>
         <w:spacing w:after="160" w:before="80" w:line="312"/>
       </w:pPr>
-      <w:bookmarkStart w:id="100026" w:name="_Toc100026"/>
       <w:r>
         <w:rPr>
           <w:rFonts w:ascii="Calibri" w:cs="Calibri" w:eastAsia="Calibri" w:hAnsi="Calibri"/>
@@ -11174,7 +10074,6 @@
         </w:rPr>
         <w:t xml:space="preserve">Fix route results panel lifecycle — only dismiss when Iniciar Viaje is clicked + fix event propagation on tracking panels</w:t>
       </w:r>
-      <w:bookmarkEnd w:id="100026"/>
     </w:p>
     <w:p>
       <w:pPr>
@@ -11364,7 +10263,7 @@
           <w:sz w:val="18"/>
           <w:szCs w:val="18"/>
         </w:rPr>
-        <w:t xml:space="preserve">Fecha: 2025-07-27 (27 de julio de 2025)  |  Task ID: 27  |  Agente: Z.ai Code (main conversation)</w:t>
+        <w:t xml:space="preserve">Fecha: 2026-07-27 (27 de julio de 2026)  |  Task ID: 27  |  Agente: Z.ai Code (main conversation)</w:t>
       </w:r>
     </w:p>
     <w:p>
@@ -11372,7 +10271,6 @@
         <w:pStyle w:val="Heading2"/>
         <w:spacing w:after="160" w:before="80" w:line="312"/>
       </w:pPr>
-      <w:bookmarkStart w:id="100027" w:name="_Toc100027"/>
       <w:r>
         <w:rPr>
           <w:rFonts w:ascii="Calibri" w:cs="Calibri" w:eastAsia="Calibri" w:hAnsi="Calibri"/>
@@ -11384,7 +10282,6 @@
         </w:rPr>
         <w:t xml:space="preserve">Diagnose why app was not loading and run comprehensive live test</w:t>
       </w:r>
-      <w:bookmarkEnd w:id="100027"/>
     </w:p>
     <w:p>
       <w:pPr>
@@ -11559,7 +10456,7 @@
           <w:sz w:val="18"/>
           <w:szCs w:val="18"/>
         </w:rPr>
-        <w:t xml:space="preserve">Fecha: 2025-07-31 (31 de julio de 2025)  |  Task ID: 28  |  Agente: Z.ai Code (via main conversation)</w:t>
+        <w:t xml:space="preserve">Fecha: 2026-07-31 (31 de julio de 2026)  |  Task ID: 28  |  Agente: Z.ai Code (via main conversation)</w:t>
       </w:r>
     </w:p>
     <w:p>
@@ -11567,7 +10464,6 @@
         <w:pStyle w:val="Heading2"/>
         <w:spacing w:after="160" w:before="80" w:line="312"/>
       </w:pPr>
-      <w:bookmarkStart w:id="100028" w:name="_Toc100028"/>
       <w:r>
         <w:rPr>
           <w:rFonts w:ascii="Calibri" w:cs="Calibri" w:eastAsia="Calibri" w:hAnsi="Calibri"/>
@@ -11579,7 +10475,6 @@
         </w:rPr>
         <w:t xml:space="preserve">Generate professional DOCX bitácora (development logbook) for the RutaTica project</w:t>
       </w:r>
-      <w:bookmarkEnd w:id="100028"/>
     </w:p>
     <w:p>
       <w:pPr>
@@ -11946,6 +10841,334 @@
           <w:szCs w:val="22"/>
         </w:rPr>
         <w:t xml:space="preserve">• Generation script saved at /home/z/my-project/generate-bitacora.mjs for future updates</w:t>
+      </w:r>
+    </w:p>
+    <w:p>
+      <w:pPr>
+        <w:spacing w:after="40" w:line="312"/>
+      </w:pPr>
+      <w:r>
+        <w:br w:type="page"/>
+      </w:r>
+      <w:r>
+        <w:rPr>
+          <w:rFonts w:ascii="Calibri" w:cs="Calibri" w:eastAsia="Calibri" w:hAnsi="Calibri"/>
+          <w:i/>
+          <w:iCs/>
+          <w:color w:val="6878A0"/>
+          <w:sz w:val="18"/>
+          <w:szCs w:val="18"/>
+        </w:rPr>
+        <w:t xml:space="preserve">Fecha: 2026-07-31 (31 de julio de 2026)  |  Task ID: 29  |  Agente: Z.ai Code (main conversation)</w:t>
+      </w:r>
+    </w:p>
+    <w:p>
+      <w:pPr>
+        <w:pStyle w:val="Heading2"/>
+        <w:spacing w:after="160" w:before="80" w:line="312"/>
+      </w:pPr>
+      <w:r>
+        <w:rPr>
+          <w:rFonts w:ascii="Calibri" w:cs="Calibri" w:eastAsia="Calibri" w:hAnsi="Calibri"/>
+          <w:b/>
+          <w:bCs/>
+          <w:color w:val="0A1628"/>
+          <w:sz w:val="28"/>
+          <w:szCs w:val="28"/>
+        </w:rPr>
+        <w:t xml:space="preserve">Agregar fechas aproximadas y regenerar documento de bitácora</w:t>
+      </w:r>
+    </w:p>
+    <w:p>
+      <w:pPr>
+        <w:spacing w:after="80" w:before="120" w:line="312"/>
+      </w:pPr>
+      <w:r>
+        <w:rPr>
+          <w:rFonts w:ascii="Calibri" w:cs="Calibri" w:eastAsia="Calibri" w:hAnsi="Calibri"/>
+          <w:b/>
+          <w:bCs/>
+          <w:color w:val="5B8DB8"/>
+          <w:sz w:val="22"/>
+          <w:szCs w:val="22"/>
+        </w:rPr>
+        <w:t xml:space="preserve">Work Log:</w:t>
+      </w:r>
+    </w:p>
+    <w:p>
+      <w:pPr>
+        <w:spacing w:after="60" w:line="312"/>
+        <w:ind w:left="720" w:hanging="240"/>
+      </w:pPr>
+      <w:r>
+        <w:rPr>
+          <w:rFonts w:ascii="Calibri" w:cs="Calibri" w:eastAsia="Calibri" w:hAnsi="Calibri"/>
+          <w:color w:val="1A2B40"/>
+          <w:sz w:val="22"/>
+          <w:szCs w:val="22"/>
+        </w:rPr>
+        <w:t xml:space="preserve">• Analizadas las 27 tareas originales del worklog para determinar orden cronológico lógico</w:t>
+      </w:r>
+    </w:p>
+    <w:p>
+      <w:pPr>
+        <w:spacing w:after="60" w:line="312"/>
+        <w:ind w:left="720" w:hanging="240"/>
+      </w:pPr>
+      <w:r>
+        <w:rPr>
+          <w:rFonts w:ascii="Calibri" w:cs="Calibri" w:eastAsia="Calibri" w:hAnsi="Calibri"/>
+          <w:color w:val="1A2B40"/>
+          <w:sz w:val="22"/>
+          <w:szCs w:val="22"/>
+        </w:rPr>
+        <w:t xml:space="preserve">• Asignadas fechas estimadas basadas en el flujo de desarrollo:</w:t>
+      </w:r>
+    </w:p>
+    <w:p>
+      <w:pPr>
+        <w:spacing w:after="60" w:line="312"/>
+        <w:ind w:left="1440" w:hanging="240"/>
+      </w:pPr>
+      <w:r>
+        <w:rPr>
+          <w:rFonts w:ascii="Calibri" w:cs="Calibri" w:eastAsia="Calibri" w:hAnsi="Calibri"/>
+          <w:color w:val="6878A0"/>
+          <w:sz w:val="20"/>
+          <w:szCs w:val="20"/>
+        </w:rPr>
+        <w:t xml:space="preserve">– 21 jul: Fundamentos GTFS (datos, importer, schema)</w:t>
+      </w:r>
+    </w:p>
+    <w:p>
+      <w:pPr>
+        <w:spacing w:after="60" w:line="312"/>
+        <w:ind w:left="1440" w:hanging="240"/>
+      </w:pPr>
+      <w:r>
+        <w:rPr>
+          <w:rFonts w:ascii="Calibri" w:cs="Calibri" w:eastAsia="Calibri" w:hAnsi="Calibri"/>
+          <w:color w:val="6878A0"/>
+          <w:sz w:val="20"/>
+          <w:szCs w:val="20"/>
+        </w:rPr>
+        <w:t xml:space="preserve">– 22 jul: Funciones principales (tracking GPS, rendimiento, distancia)</w:t>
+      </w:r>
+    </w:p>
+    <w:p>
+      <w:pPr>
+        <w:spacing w:after="60" w:line="312"/>
+        <w:ind w:left="1440" w:hanging="240"/>
+      </w:pPr>
+      <w:r>
+        <w:rPr>
+          <w:rFonts w:ascii="Calibri" w:cs="Calibri" w:eastAsia="Calibri" w:hAnsi="Calibri"/>
+          <w:color w:val="6878A0"/>
+          <w:sz w:val="20"/>
+          <w:szCs w:val="20"/>
+        </w:rPr>
+        <w:t xml:space="preserve">– 23 jul: Primera ronda de rediseño de UI (mobile, map, botones)</w:t>
+      </w:r>
+    </w:p>
+    <w:p>
+      <w:pPr>
+        <w:spacing w:after="60" w:line="312"/>
+        <w:ind w:left="1440" w:hanging="240"/>
+      </w:pPr>
+      <w:r>
+        <w:rPr>
+          <w:rFonts w:ascii="Calibri" w:cs="Calibri" w:eastAsia="Calibri" w:hAnsi="Calibri"/>
+          <w:color w:val="6878A0"/>
+          <w:sz w:val="20"/>
+          <w:szCs w:val="20"/>
+        </w:rPr>
+        <w:t xml:space="preserve">– 24 jul: Segunda ronda de UI (overhaul completo, bug fixes)</w:t>
+      </w:r>
+    </w:p>
+    <w:p>
+      <w:pPr>
+        <w:spacing w:after="60" w:line="312"/>
+        <w:ind w:left="1440" w:hanging="240"/>
+      </w:pPr>
+      <w:r>
+        <w:rPr>
+          <w:rFonts w:ascii="Calibri" w:cs="Calibri" w:eastAsia="Calibri" w:hAnsi="Calibri"/>
+          <w:color w:val="6878A0"/>
+          <w:sz w:val="20"/>
+          <w:szCs w:val="20"/>
+        </w:rPr>
+        <w:t xml:space="preserve">– 25 jul: Overhaul del backend (schema Prisma completo, 16 endpoints API)</w:t>
+      </w:r>
+    </w:p>
+    <w:p>
+      <w:pPr>
+        <w:spacing w:after="60" w:line="312"/>
+        <w:ind w:left="1440" w:hanging="240"/>
+      </w:pPr>
+      <w:r>
+        <w:rPr>
+          <w:rFonts w:ascii="Calibri" w:cs="Calibri" w:eastAsia="Calibri" w:hAnsi="Calibri"/>
+          <w:color w:val="6878A0"/>
+          <w:sz w:val="20"/>
+          <w:szCs w:val="20"/>
+        </w:rPr>
+        <w:t xml:space="preserve">– 26 jul: Integración frontend GTFS + corrección de bugs críticos</w:t>
+      </w:r>
+    </w:p>
+    <w:p>
+      <w:pPr>
+        <w:spacing w:after="60" w:line="312"/>
+        <w:ind w:left="1440" w:hanging="240"/>
+      </w:pPr>
+      <w:r>
+        <w:rPr>
+          <w:rFonts w:ascii="Calibri" w:cs="Calibri" w:eastAsia="Calibri" w:hAnsi="Calibri"/>
+          <w:color w:val="6878A0"/>
+          <w:sz w:val="20"/>
+          <w:szCs w:val="20"/>
+        </w:rPr>
+        <w:t xml:space="preserve">– 27 jul: Pulido final y refinamientos UX (pause/resume, Buscar Ruta, panel lifecycle)</w:t>
+      </w:r>
+    </w:p>
+    <w:p>
+      <w:pPr>
+        <w:spacing w:after="60" w:line="312"/>
+        <w:ind w:left="1440" w:hanging="240"/>
+      </w:pPr>
+      <w:r>
+        <w:rPr>
+          <w:rFonts w:ascii="Calibri" w:cs="Calibri" w:eastAsia="Calibri" w:hAnsi="Calibri"/>
+          <w:color w:val="6878A0"/>
+          <w:sz w:val="20"/>
+          <w:szCs w:val="20"/>
+        </w:rPr>
+        <w:t xml:space="preserve">– 31 jul: Generación de documento de bitácora</w:t>
+      </w:r>
+    </w:p>
+    <w:p>
+      <w:pPr>
+        <w:spacing w:after="60" w:line="312"/>
+        <w:ind w:left="720" w:hanging="240"/>
+      </w:pPr>
+      <w:r>
+        <w:rPr>
+          <w:rFonts w:ascii="Calibri" w:cs="Calibri" w:eastAsia="Calibri" w:hAnsi="Calibri"/>
+          <w:color w:val="1A2B40"/>
+          <w:sz w:val="22"/>
+          <w:szCs w:val="22"/>
+        </w:rPr>
+        <w:t xml:space="preserve">• Actualizado script generate-bitacora.mjs para parsear y mostrar la línea Fecha:</w:t>
+      </w:r>
+    </w:p>
+    <w:p>
+      <w:pPr>
+        <w:spacing w:after="60" w:line="312"/>
+        <w:ind w:left="720" w:hanging="240"/>
+      </w:pPr>
+      <w:r>
+        <w:rPr>
+          <w:rFonts w:ascii="Calibri" w:cs="Calibri" w:eastAsia="Calibri" w:hAnsi="Calibri"/>
+          <w:color w:val="1A2B40"/>
+          <w:sz w:val="22"/>
+          <w:szCs w:val="22"/>
+        </w:rPr>
+        <w:t xml:space="preserve">• Cada entrada ahora muestra: Fecha | Task ID | Agente como subtítulo</w:t>
+      </w:r>
+    </w:p>
+    <w:p>
+      <w:pPr>
+        <w:spacing w:after="60" w:line="312"/>
+        <w:ind w:left="720" w:hanging="240"/>
+      </w:pPr>
+      <w:r>
+        <w:rPr>
+          <w:rFonts w:ascii="Calibri" w:cs="Calibri" w:eastAsia="Calibri" w:hAnsi="Calibri"/>
+          <w:color w:val="1A2B40"/>
+          <w:sz w:val="22"/>
+          <w:szCs w:val="22"/>
+        </w:rPr>
+        <w:t xml:space="preserve">• Regenerado Bitacora_RutaTica.docx con las 28 entradas fechadas</w:t>
+      </w:r>
+    </w:p>
+    <w:p>
+      <w:pPr>
+        <w:spacing w:after="60" w:line="312"/>
+        <w:ind w:left="720" w:hanging="240"/>
+      </w:pPr>
+      <w:r>
+        <w:rPr>
+          <w:rFonts w:ascii="Calibri" w:cs="Calibri" w:eastAsia="Calibri" w:hAnsi="Calibri"/>
+          <w:color w:val="1A2B40"/>
+          <w:sz w:val="22"/>
+          <w:szCs w:val="22"/>
+        </w:rPr>
+        <w:t xml:space="preserve">• Postcheck: 9/9 passed, 0 errores, 0 advertencias</w:t>
+      </w:r>
+    </w:p>
+    <w:p>
+      <w:pPr>
+        <w:spacing w:after="80"/>
+      </w:pPr>
+    </w:p>
+    <w:p>
+      <w:pPr>
+        <w:spacing w:after="80" w:before="120" w:line="312"/>
+      </w:pPr>
+      <w:r>
+        <w:rPr>
+          <w:rFonts w:ascii="Calibri" w:cs="Calibri" w:eastAsia="Calibri" w:hAnsi="Calibri"/>
+          <w:b/>
+          <w:bCs/>
+          <w:color w:val="5B8DB8"/>
+          <w:sz w:val="22"/>
+          <w:szCs w:val="22"/>
+        </w:rPr>
+        <w:t xml:space="preserve">Resumen de Etapa:</w:t>
+      </w:r>
+    </w:p>
+    <w:p>
+      <w:pPr>
+        <w:spacing w:after="60" w:line="312"/>
+        <w:ind w:left="720" w:hanging="240"/>
+      </w:pPr>
+      <w:r>
+        <w:rPr>
+          <w:rFonts w:ascii="Calibri" w:cs="Calibri" w:eastAsia="Calibri" w:hAnsi="Calibri"/>
+          <w:color w:val="1A2B40"/>
+          <w:sz w:val="22"/>
+          <w:szCs w:val="22"/>
+        </w:rPr>
+        <w:t xml:space="preserve">• Documento de bitácora actualizado con fechas aproximadas para las 28 tareas</w:t>
+      </w:r>
+    </w:p>
+    <w:p>
+      <w:pPr>
+        <w:spacing w:after="60" w:line="312"/>
+        <w:ind w:left="720" w:hanging="240"/>
+      </w:pPr>
+      <w:r>
+        <w:rPr>
+          <w:rFonts w:ascii="Calibri" w:cs="Calibri" w:eastAsia="Calibri" w:hAnsi="Calibri"/>
+          <w:color w:val="1A2B40"/>
+          <w:sz w:val="22"/>
+          <w:szCs w:val="22"/>
+        </w:rPr>
+        <w:t xml:space="preserve">• Cronología cubre 7 días de desarrollo activo (21-27 julio 2025) + documentación (31 julio)</w:t>
+      </w:r>
+    </w:p>
+    <w:p>
+      <w:pPr>
+        <w:spacing w:after="60" w:line="312"/>
+        <w:ind w:left="720" w:hanging="240"/>
+      </w:pPr>
+      <w:r>
+        <w:rPr>
+          <w:rFonts w:ascii="Calibri" w:cs="Calibri" w:eastAsia="Calibri" w:hAnsi="Calibri"/>
+          <w:color w:val="1A2B40"/>
+          <w:sz w:val="22"/>
+          <w:szCs w:val="22"/>
+        </w:rPr>
+        <w:t xml:space="preserve">• Postcheck limpio sin errores</w:t>
       </w:r>
     </w:p>
     <w:sectPr>
@@ -12258,9 +11481,6 @@
     </w:rPr>
   </w:style>
   <w:style w:type="paragraph" w:styleId="Heading4">
-    <w:pPr>
-      <w:outlineLvl w:val="3"/>
-    </w:pPr>
     <w:name w:val="Heading 4"/>
     <w:basedOn w:val="Normal"/>
     <w:next w:val="Normal"/>
@@ -12272,9 +11492,6 @@
     </w:rPr>
   </w:style>
   <w:style w:type="paragraph" w:styleId="Heading5">
-    <w:pPr>
-      <w:outlineLvl w:val="4"/>
-    </w:pPr>
     <w:name w:val="Heading 5"/>
     <w:basedOn w:val="Normal"/>
     <w:next w:val="Normal"/>
@@ -12284,9 +11501,6 @@
     </w:rPr>
   </w:style>
   <w:style w:type="paragraph" w:styleId="Heading6">
-    <w:pPr>
-      <w:outlineLvl w:val="5"/>
-    </w:pPr>
     <w:name w:val="Heading 6"/>
     <w:basedOn w:val="Normal"/>
     <w:next w:val="Normal"/>
@@ -12394,44 +11608,5 @@
       <w:szCs w:val="20"/>
     </w:rPr>
   </w:style>
-  <w:style xmlns:w="http://schemas.openxmlformats.org/wordprocessingml/2006/main" w:type="paragraph" w:styleId="9">
-    <w:name w:val="toc 1"/>
-    <w:basedOn w:val="Normal"/>
-    <w:uiPriority w:val="39"/>
-    <w:pPr>
-      <w:tabs>
-        <w:tab w:val="right" w:leader="dot" w:pos="9026"/>
-      </w:tabs>
-      <w:spacing w:before="120" w:after="60"/>
-    </w:pPr>
-    <w:rPr>
-      <w:b/>
-      <w:bCs/>
-    </w:rPr>
-  </w:style>
-  <w:style xmlns:w="http://schemas.openxmlformats.org/wordprocessingml/2006/main" w:type="paragraph" w:styleId="11">
-    <w:name w:val="toc 2"/>
-    <w:basedOn w:val="Normal"/>
-    <w:uiPriority w:val="39"/>
-    <w:pPr>
-      <w:tabs>
-        <w:tab w:val="right" w:leader="dot" w:pos="9026"/>
-      </w:tabs>
-      <w:ind w:left="360"/>
-      <w:spacing w:before="60" w:after="40"/>
-    </w:pPr>
-  </w:style>
-  <w:style xmlns:w="http://schemas.openxmlformats.org/wordprocessingml/2006/main" w:type="paragraph" w:styleId="12">
-    <w:name w:val="toc 3"/>
-    <w:basedOn w:val="Normal"/>
-    <w:uiPriority w:val="39"/>
-    <w:pPr>
-      <w:tabs>
-        <w:tab w:val="right" w:leader="dot" w:pos="9026"/>
-      </w:tabs>
-      <w:ind w:left="720"/>
-      <w:spacing w:before="40" w:after="20"/>
-    </w:pPr>
-  </w:style>
 </w:styles>
 </file>
--- a/Bitacora_RutaTica.docx
+++ b/Bitacora_RutaTica.docx
@@ -190,7 +190,7 @@
           <w:sz w:val="18"/>
           <w:szCs w:val="18"/>
         </w:rPr>
-        <w:t xml:space="preserve">Fecha: 2026-07-21 (21 de julio de 2026)  |  Task ID: 1  |  Agente: Z.ai Code (via main conversation)</w:t>
+        <w:t xml:space="preserve">Fecha: 2026-07-03 (3 de julio de 2026)  |  Task ID: 1  |  Agente: Z.ai Code (via main conversation)</w:t>
       </w:r>
     </w:p>
     <w:p>
@@ -893,7 +893,7 @@
           <w:sz w:val="18"/>
           <w:szCs w:val="18"/>
         </w:rPr>
-        <w:t xml:space="preserve">Fecha: 2026-07-22 (22 de julio de 2026)  |  Task ID: 2  |  Agente: Z.ai Code (via main conversation)</w:t>
+        <w:t xml:space="preserve">Fecha: 2026-05-17 (17 de mayo de 2026)  |  Task ID: 2  |  Agente: Z.ai Code (via main conversation)</w:t>
       </w:r>
     </w:p>
     <w:p>
@@ -1281,7 +1281,7 @@
           <w:sz w:val="18"/>
           <w:szCs w:val="18"/>
         </w:rPr>
-        <w:t xml:space="preserve">Fecha: 2026-07-22 (22 de julio de 2026)  |  Task ID: 3  |  Agente: Z.ai Code (via main conversation)</w:t>
+        <w:t xml:space="preserve">Fecha: 2026-05-19 (19 de mayo de 2026)  |  Task ID: 3  |  Agente: Z.ai Code (via main conversation)</w:t>
       </w:r>
     </w:p>
     <w:p>
@@ -1729,7 +1729,7 @@
           <w:sz w:val="18"/>
           <w:szCs w:val="18"/>
         </w:rPr>
-        <w:t xml:space="preserve">Fecha: 2026-07-22 (22 de julio de 2026)  |  Task ID: 4  |  Agente: Z.ai Code (via main conversation)</w:t>
+        <w:t xml:space="preserve">Fecha: 2026-06-02 (2 de junio de 2026)  |  Task ID: 4  |  Agente: Z.ai Code (via main conversation)</w:t>
       </w:r>
     </w:p>
     <w:p>
@@ -2012,7 +2012,7 @@
           <w:sz w:val="18"/>
           <w:szCs w:val="18"/>
         </w:rPr>
-        <w:t xml:space="preserve">Fecha: 2026-07-22 (22 de julio de 2026)  |  Task ID: 5  |  Agente: Z.ai Code (via fullstack-developer subagent)</w:t>
+        <w:t xml:space="preserve">Fecha: 2026-05-16 (16 de mayo de 2026)  |  Task ID: 5  |  Agente: Z.ai Code (via fullstack-developer subagent)</w:t>
       </w:r>
     </w:p>
     <w:p>
@@ -2865,7 +2865,7 @@
           <w:sz w:val="18"/>
           <w:szCs w:val="18"/>
         </w:rPr>
-        <w:t xml:space="preserve">Fecha: 2026-07-23 (23 de julio de 2026)  |  Task ID: 6  |  Agente: Z.ai Code (main conversation)</w:t>
+        <w:t xml:space="preserve">Fecha: 2026-05-18 (18 de mayo de 2026)  |  Task ID: 6  |  Agente: Z.ai Code (main conversation)</w:t>
       </w:r>
     </w:p>
     <w:p>
@@ -3268,7 +3268,7 @@
           <w:sz w:val="18"/>
           <w:szCs w:val="18"/>
         </w:rPr>
-        <w:t xml:space="preserve">Fecha: 2026-07-23 (23 de julio de 2026)  |  Task ID: 7  |  Agente: Z.ai Code (main conversation)</w:t>
+        <w:t xml:space="preserve">Fecha: 2026-05-18 (18 de mayo de 2026)  |  Task ID: 7  |  Agente: Z.ai Code (main conversation)</w:t>
       </w:r>
     </w:p>
     <w:p>
@@ -3491,7 +3491,7 @@
           <w:sz w:val="18"/>
           <w:szCs w:val="18"/>
         </w:rPr>
-        <w:t xml:space="preserve">Fecha: 2026-07-23 (23 de julio de 2026)  |  Task ID: 8  |  Agente: Z.ai Code (main conversation)</w:t>
+        <w:t xml:space="preserve">Fecha: 2026-05-18 (18 de mayo de 2026)  |  Task ID: 8  |  Agente: Z.ai Code (main conversation)</w:t>
       </w:r>
     </w:p>
     <w:p>
@@ -3759,7 +3759,7 @@
           <w:sz w:val="18"/>
           <w:szCs w:val="18"/>
         </w:rPr>
-        <w:t xml:space="preserve">Fecha: 2026-07-23 (23 de julio de 2026)  |  Task ID: 9  |  Agente: Z.ai Code (main conversation)</w:t>
+        <w:t xml:space="preserve">Fecha: 2026-06-17 (17 de junio de 2026)  |  Task ID: 9  |  Agente: Z.ai Code (main conversation)</w:t>
       </w:r>
     </w:p>
     <w:p>
@@ -4117,7 +4117,7 @@
           <w:sz w:val="18"/>
           <w:szCs w:val="18"/>
         </w:rPr>
-        <w:t xml:space="preserve">Fecha: 2026-07-24 (24 de julio de 2026)  |  Task ID: 10  |  Agente: Z.ai Code (main conversation)</w:t>
+        <w:t xml:space="preserve">Fecha: 2026-06-17 (17 de junio de 2026)  |  Task ID: 10  |  Agente: Z.ai Code (main conversation)</w:t>
       </w:r>
     </w:p>
     <w:p>
@@ -4385,7 +4385,7 @@
           <w:sz w:val="18"/>
           <w:szCs w:val="18"/>
         </w:rPr>
-        <w:t xml:space="preserve">Fecha: 2026-07-24 (24 de julio de 2026)  |  Task ID: 11  |  Agente: Z.ai Code (main conversation)</w:t>
+        <w:t xml:space="preserve">Fecha: 2026-06-17 (17 de junio de 2026)  |  Task ID: 11  |  Agente: Z.ai Code (main conversation)</w:t>
       </w:r>
     </w:p>
     <w:p>
@@ -5538,7 +5538,7 @@
           <w:sz w:val="18"/>
           <w:szCs w:val="18"/>
         </w:rPr>
-        <w:t xml:space="preserve">Fecha: 2026-07-24 (24 de julio de 2026)  |  Task ID: 12  |  Agente: Z.ai Code (main conversation)</w:t>
+        <w:t xml:space="preserve">Fecha: 2026-07-10 (10 de julio de 2026)  |  Task ID: 12  |  Agente: Z.ai Code (main conversation)</w:t>
       </w:r>
     </w:p>
     <w:p>
@@ -5836,7 +5836,7 @@
           <w:sz w:val="18"/>
           <w:szCs w:val="18"/>
         </w:rPr>
-        <w:t xml:space="preserve">Fecha: 2026-07-24 (24 de julio de 2026)  |  Task ID: 13  |  Agente: Z.ai Code (main conversation)</w:t>
+        <w:t xml:space="preserve">Fecha: 2026-07-10 (10 de julio de 2026)  |  Task ID: 13  |  Agente: Z.ai Code (main conversation)</w:t>
       </w:r>
     </w:p>
     <w:p>
@@ -6239,7 +6239,7 @@
           <w:sz w:val="18"/>
           <w:szCs w:val="18"/>
         </w:rPr>
-        <w:t xml:space="preserve">Fecha: 2026-07-25 (25 de julio de 2026)  |  Task ID: 14  |  Agente: Z.ai Code (main conversation)</w:t>
+        <w:t xml:space="preserve">Fecha: 2026-07-03 (3 de julio de 2026)  |  Task ID: 14  |  Agente: Z.ai Code (main conversation)</w:t>
       </w:r>
     </w:p>
     <w:p>
@@ -6852,7 +6852,7 @@
           <w:sz w:val="18"/>
           <w:szCs w:val="18"/>
         </w:rPr>
-        <w:t xml:space="preserve">Fecha: 2026-07-25 (25 de julio de 2026)  |  Task ID: 15  |  Agente: Z.ai Code (API &amp; Algorithm Agent)</w:t>
+        <w:t xml:space="preserve">Fecha: 2026-06-05 (5 de junio de 2026)  |  Task ID: 15  |  Agente: Z.ai Code (API &amp; Algorithm Agent)</w:t>
       </w:r>
     </w:p>
     <w:p>
@@ -7165,7 +7165,7 @@
           <w:sz w:val="18"/>
           <w:szCs w:val="18"/>
         </w:rPr>
-        <w:t xml:space="preserve">Fecha: 2026-07-26 (26 de julio de 2026)  |  Task ID: 16  |  Agente: Z.ai Code (Task 3)</w:t>
+        <w:t xml:space="preserve">Fecha: 2026-07-10 (10 de julio de 2026)  |  Task ID: 16  |  Agente: Z.ai Code (Task 3)</w:t>
       </w:r>
     </w:p>
     <w:p>
@@ -7538,7 +7538,7 @@
           <w:sz w:val="18"/>
           <w:szCs w:val="18"/>
         </w:rPr>
-        <w:t xml:space="preserve">Fecha: 2026-07-26 (26 de julio de 2026)  |  Task ID: 17  |  Agente: Z.ai Code (main)</w:t>
+        <w:t xml:space="preserve">Fecha: 2026-07-17 (17 de julio de 2026)  |  Task ID: 17  |  Agente: Z.ai Code (main)</w:t>
       </w:r>
     </w:p>
     <w:p>
@@ -7791,7 +7791,7 @@
           <w:sz w:val="18"/>
           <w:szCs w:val="18"/>
         </w:rPr>
-        <w:t xml:space="preserve">Fecha: 2026-07-26 (26 de julio de 2026)  |  Task ID: 18  |  Agente: Z.ai Code (via main conversation)</w:t>
+        <w:t xml:space="preserve">Fecha: 2026-07-17 (17 de julio de 2026)  |  Task ID: 18  |  Agente: Z.ai Code (via main conversation)</w:t>
       </w:r>
     </w:p>
     <w:p>
@@ -7999,7 +7999,7 @@
           <w:sz w:val="18"/>
           <w:szCs w:val="18"/>
         </w:rPr>
-        <w:t xml:space="preserve">Fecha: 2026-07-26 (26 de julio de 2026)  |  Task ID: 19  |  Agente: Z.ai Code (via main conversation)</w:t>
+        <w:t xml:space="preserve">Fecha: 2026-07-17 (17 de julio de 2026)  |  Task ID: 19  |  Agente: Z.ai Code (via main conversation)</w:t>
       </w:r>
     </w:p>
     <w:p>
@@ -8282,7 +8282,7 @@
           <w:sz w:val="18"/>
           <w:szCs w:val="18"/>
         </w:rPr>
-        <w:t xml:space="preserve">Fecha: 2026-07-26 (26 de julio de 2026)  |  Task ID: 20  |  Agente: Z.ai Code (via main conversation)</w:t>
+        <w:t xml:space="preserve">Fecha: 2026-07-18 (18 de julio de 2026)  |  Task ID: 20  |  Agente: Z.ai Code (via main conversation)</w:t>
       </w:r>
     </w:p>
     <w:p>
@@ -8550,7 +8550,7 @@
           <w:sz w:val="18"/>
           <w:szCs w:val="18"/>
         </w:rPr>
-        <w:t xml:space="preserve">Fecha: 2026-07-27 (27 de julio de 2026)  |  Task ID: 21  |  Agente: Main</w:t>
+        <w:t xml:space="preserve">Fecha: 2026-07-18 (18 de julio de 2026)  |  Task ID: 21  |  Agente: Main</w:t>
       </w:r>
     </w:p>
     <w:p>
@@ -8803,7 +8803,7 @@
           <w:sz w:val="18"/>
           <w:szCs w:val="18"/>
         </w:rPr>
-        <w:t xml:space="preserve">Fecha: 2026-07-27 (27 de julio de 2026)  |  Task ID: 22  |  Agente: Main</w:t>
+        <w:t xml:space="preserve">Fecha: 2026-07-18 (18 de julio de 2026)  |  Task ID: 22  |  Agente: Main</w:t>
       </w:r>
     </w:p>
     <w:p>
@@ -9041,7 +9041,7 @@
           <w:sz w:val="18"/>
           <w:szCs w:val="18"/>
         </w:rPr>
-        <w:t xml:space="preserve">Fecha: 2026-07-27 (27 de julio de 2026)  |  Task ID: 23  |  Agente: main</w:t>
+        <w:t xml:space="preserve">Fecha: 2026-07-24 (24 de julio de 2026)  |  Task ID: 23  |  Agente: main</w:t>
       </w:r>
     </w:p>
     <w:p>
@@ -9309,7 +9309,7 @@
           <w:sz w:val="18"/>
           <w:szCs w:val="18"/>
         </w:rPr>
-        <w:t xml:space="preserve">Fecha: 2026-07-27 (27 de julio de 2026)  |  Task ID: 24  |  Agente: main</w:t>
+        <w:t xml:space="preserve">Fecha: 2026-07-24 (24 de julio de 2026)  |  Task ID: 24  |  Agente: main</w:t>
       </w:r>
     </w:p>
     <w:p>
